--- a/Database 1/El análisis lógico del esquema para el ejercicio D.docx
+++ b/Database 1/El análisis lógico del esquema para el ejercicio D.docx
@@ -152,7 +152,13 @@
         <w:t>PRODUCTOS:</w:t>
       </w:r>
       <w:r>
-        <w:t xml:space="preserve"> El enunciado pide gestionarlos "con sus atributos" sin detallarlos. Por deducción lógica para una ferretería: nombre (Atributo Simple), precio (Atributo Simple), stock (Atributo Simple). </w:t>
+        <w:t xml:space="preserve"> El enunciado pide gestionarlos "con sus atributos" sin detallarlos. Por deducción lógica para una ferretería: nombre (Atributo Simple), precio (Atributo Simple), stock (Atributo Simple)</w:t>
+      </w:r>
+      <w:r>
+        <w:t xml:space="preserve"> “””</w:t>
+      </w:r>
+      <w:r>
+        <w:t xml:space="preserve">. </w:t>
       </w:r>
     </w:p>
     <w:p>

--- a/Database 1/El análisis lógico del esquema para el ejercicio D.docx
+++ b/Database 1/El análisis lógico del esquema para el ejercicio D.docx
@@ -609,16 +609,681 @@
       <w:r>
         <w:t xml:space="preserve"> que permita una relación </w:t>
       </w:r>
+      <w:r>
+        <w:rPr>
+          <w:rStyle w:val="CdigoHTML"/>
+        </w:rPr>
+        <w:t>M:N</w:t>
+      </w:r>
+      <w:r>
+        <w:t xml:space="preserve"> entre pedidos y productos. </w:t>
+      </w:r>
+    </w:p>
+    <w:p>
+      <w:pPr>
+        <w:pStyle w:val="NormalWeb"/>
+      </w:pPr>
+    </w:p>
+    <w:p>
+      <w:pPr>
+        <w:pStyle w:val="NormalWeb"/>
+      </w:pPr>
+      <w:r>
+        <w:rPr>
+          <w:b/>
+          <w:bCs/>
+        </w:rPr>
+        <w:t>G. Gestión de Clientes y Cuentas Bancarias</w:t>
+      </w:r>
+    </w:p>
+    <w:p>
+      <w:pPr>
+        <w:pStyle w:val="NormalWeb"/>
+      </w:pPr>
+      <w:r>
+        <w:rPr>
+          <w:b/>
+          <w:bCs/>
+        </w:rPr>
+        <w:t>1. Entidades Principales y Secundarias</w:t>
+      </w:r>
+    </w:p>
+    <w:p>
+      <w:pPr>
+        <w:pStyle w:val="NormalWeb"/>
+        <w:numPr>
+          <w:ilvl w:val="0"/>
+          <w:numId w:val="23"/>
+        </w:numPr>
+      </w:pPr>
+      <w:r>
+        <w:rPr>
+          <w:b/>
+          <w:bCs/>
+        </w:rPr>
+        <w:t>Entidades Principales (Fuertes):</w:t>
+      </w:r>
+      <w:r>
+        <w:t xml:space="preserve"> </w:t>
+      </w:r>
+      <w:r>
+        <w:rPr>
+          <w:rStyle w:val="CdigoHTML"/>
+        </w:rPr>
+        <w:t>CLIENTES</w:t>
+      </w:r>
+      <w:r>
+        <w:t xml:space="preserve"> y </w:t>
+      </w:r>
+      <w:r>
+        <w:rPr>
+          <w:rStyle w:val="CdigoHTML"/>
+        </w:rPr>
+        <w:t>CUENTAS_BANCARIAS</w:t>
+      </w:r>
+      <w:r>
+        <w:t>. Ambas poseen existencia independiente dentro del esquema planteado.</w:t>
+      </w:r>
+    </w:p>
+    <w:p>
+      <w:pPr>
+        <w:pStyle w:val="NormalWeb"/>
+      </w:pPr>
+      <w:r>
+        <w:rPr>
+          <w:b/>
+          <w:bCs/>
+        </w:rPr>
+        <w:t>2. Atributos de cada Entidad y su Clasificación</w:t>
+      </w:r>
+    </w:p>
+    <w:p>
+      <w:pPr>
+        <w:pStyle w:val="NormalWeb"/>
+        <w:numPr>
+          <w:ilvl w:val="0"/>
+          <w:numId w:val="24"/>
+        </w:numPr>
+      </w:pPr>
+      <w:r>
+        <w:rPr>
+          <w:b/>
+          <w:bCs/>
+        </w:rPr>
+        <w:t>CLIENTES:</w:t>
+      </w:r>
+      <w:r>
+        <w:t xml:space="preserve"> DNI (Atributo Simple), nombre (Atributo Simple), apellido (Atributo Simple), dirección (Atributo Compuesto).</w:t>
+      </w:r>
+    </w:p>
+    <w:p>
+      <w:pPr>
+        <w:pStyle w:val="NormalWeb"/>
+        <w:numPr>
+          <w:ilvl w:val="0"/>
+          <w:numId w:val="24"/>
+        </w:numPr>
+      </w:pPr>
+      <w:r>
+        <w:rPr>
+          <w:b/>
+          <w:bCs/>
+        </w:rPr>
+        <w:t>CUENTAS_BANCARIAS:</w:t>
+      </w:r>
+      <w:r>
+        <w:t xml:space="preserve"> número de cuenta (Atributo Simple), tipo de cuenta (Atributo Simple), saldo (Atributo Simple), moneda (Atributo Simple).</w:t>
+      </w:r>
+    </w:p>
+    <w:p>
+      <w:pPr>
+        <w:pStyle w:val="NormalWeb"/>
+      </w:pPr>
+      <w:r>
+        <w:rPr>
+          <w:b/>
+          <w:bCs/>
+        </w:rPr>
+        <w:t>3. Relaciones o vínculos entre entidades</w:t>
+      </w:r>
+    </w:p>
+    <w:p>
+      <w:pPr>
+        <w:pStyle w:val="NormalWeb"/>
+        <w:numPr>
+          <w:ilvl w:val="0"/>
+          <w:numId w:val="25"/>
+        </w:numPr>
+      </w:pPr>
+      <w:r>
+        <w:rPr>
+          <w:b/>
+          <w:bCs/>
+        </w:rPr>
+        <w:t>POSEE:</w:t>
+      </w:r>
+      <w:r>
+        <w:t xml:space="preserve"> Es una relación regular binaria que establece el vínculo de pertenencia entre </w:t>
+      </w:r>
+      <w:r>
+        <w:rPr>
+          <w:rStyle w:val="CdigoHTML"/>
+        </w:rPr>
+        <w:t>CLIENTES</w:t>
+      </w:r>
+      <w:r>
+        <w:t xml:space="preserve"> y </w:t>
+      </w:r>
+      <w:r>
+        <w:rPr>
+          <w:rStyle w:val="CdigoHTML"/>
+        </w:rPr>
+        <w:t>CUENTAS_BANCARIAS</w:t>
+      </w:r>
+      <w:r>
+        <w:t>.</w:t>
+      </w:r>
+    </w:p>
+    <w:p>
+      <w:pPr>
+        <w:pStyle w:val="NormalWeb"/>
+      </w:pPr>
+      <w:r>
+        <w:rPr>
+          <w:b/>
+          <w:bCs/>
+        </w:rPr>
+        <w:t>4. Dominio, Grado y Cardinalidad</w:t>
+      </w:r>
+    </w:p>
+    <w:p>
+      <w:pPr>
+        <w:pStyle w:val="NormalWeb"/>
+        <w:numPr>
+          <w:ilvl w:val="0"/>
+          <w:numId w:val="26"/>
+        </w:numPr>
+      </w:pPr>
+      <w:r>
+        <w:rPr>
+          <w:b/>
+          <w:bCs/>
+        </w:rPr>
+        <w:t>Dominios:</w:t>
+      </w:r>
+      <w:r>
+        <w:t xml:space="preserve"> </w:t>
+      </w:r>
+      <w:r>
+        <w:rPr>
+          <w:rStyle w:val="CdigoHTML"/>
+        </w:rPr>
+        <w:t>nombre</w:t>
+      </w:r>
+      <w:r>
+        <w:t xml:space="preserve">, </w:t>
+      </w:r>
+      <w:r>
+        <w:rPr>
+          <w:rStyle w:val="CdigoHTML"/>
+        </w:rPr>
+        <w:t>apellido</w:t>
+      </w:r>
+      <w:r>
+        <w:t xml:space="preserve">, </w:t>
+      </w:r>
+      <w:r>
+        <w:rPr>
+          <w:rStyle w:val="CdigoHTML"/>
+        </w:rPr>
+        <w:t>tipo de cuenta</w:t>
+      </w:r>
+      <w:r>
+        <w:t xml:space="preserve">, </w:t>
+      </w:r>
+      <w:r>
+        <w:rPr>
+          <w:rStyle w:val="CdigoHTML"/>
+        </w:rPr>
+        <w:t>moneda</w:t>
+      </w:r>
+      <w:r>
+        <w:t xml:space="preserve"> y </w:t>
+      </w:r>
+      <w:r>
+        <w:rPr>
+          <w:rStyle w:val="CdigoHTML"/>
+        </w:rPr>
+        <w:t>dirección</w:t>
+      </w:r>
+      <w:r>
+        <w:t xml:space="preserve"> (Cadena de texto / </w:t>
+      </w:r>
+      <w:proofErr w:type="spellStart"/>
+      <w:r>
+        <w:t>Varchar</w:t>
+      </w:r>
+      <w:proofErr w:type="spellEnd"/>
+      <w:r>
+        <w:t xml:space="preserve">); </w:t>
+      </w:r>
+      <w:r>
+        <w:rPr>
+          <w:rStyle w:val="CdigoHTML"/>
+        </w:rPr>
+        <w:t>DNI</w:t>
+      </w:r>
+      <w:r>
+        <w:t xml:space="preserve">, </w:t>
+      </w:r>
+      <w:r>
+        <w:rPr>
+          <w:rStyle w:val="CdigoHTML"/>
+        </w:rPr>
+        <w:t>número de cuenta</w:t>
+      </w:r>
+      <w:r>
+        <w:t xml:space="preserve"> (Numérico entero); </w:t>
+      </w:r>
+      <w:r>
+        <w:rPr>
+          <w:rStyle w:val="CdigoHTML"/>
+        </w:rPr>
+        <w:t>saldo</w:t>
+      </w:r>
+      <w:r>
+        <w:t xml:space="preserve"> (Numérico decimal / </w:t>
+      </w:r>
+      <w:proofErr w:type="spellStart"/>
+      <w:r>
+        <w:t>Double</w:t>
+      </w:r>
+      <w:proofErr w:type="spellEnd"/>
+      <w:r>
+        <w:t>).</w:t>
+      </w:r>
+    </w:p>
+    <w:p>
+      <w:pPr>
+        <w:pStyle w:val="NormalWeb"/>
+        <w:numPr>
+          <w:ilvl w:val="0"/>
+          <w:numId w:val="26"/>
+        </w:numPr>
+      </w:pPr>
+      <w:r>
+        <w:rPr>
+          <w:b/>
+          <w:bCs/>
+        </w:rPr>
+        <w:t>Grado:</w:t>
+      </w:r>
+      <w:r>
+        <w:t xml:space="preserve"> Binaria (Grado 2).</w:t>
+      </w:r>
+    </w:p>
+    <w:p>
+      <w:pPr>
+        <w:pStyle w:val="NormalWeb"/>
+        <w:numPr>
+          <w:ilvl w:val="0"/>
+          <w:numId w:val="26"/>
+        </w:numPr>
+      </w:pPr>
+      <w:r>
+        <w:rPr>
+          <w:b/>
+          <w:bCs/>
+        </w:rPr>
+        <w:t>Cardinalidad (Regla de extracción de máximos):</w:t>
+      </w:r>
+    </w:p>
+    <w:p>
+      <w:pPr>
+        <w:pStyle w:val="NormalWeb"/>
+        <w:numPr>
+          <w:ilvl w:val="1"/>
+          <w:numId w:val="26"/>
+        </w:numPr>
+      </w:pPr>
+      <w:r>
+        <w:t>Ida (</w:t>
+      </w:r>
+      <w:r>
+        <w:rPr>
+          <w:rStyle w:val="CdigoHTML"/>
+        </w:rPr>
+        <w:t>CLIENTES</w:t>
+      </w:r>
+      <w:r>
+        <w:t xml:space="preserve"> </w:t>
+      </w:r>
+      <w:r>
+        <w:rPr>
+          <w:rStyle w:val="math-inline"/>
+        </w:rPr>
+        <w:t>$\</w:t>
+      </w:r>
+      <w:proofErr w:type="spellStart"/>
+      <w:r>
+        <w:rPr>
+          <w:rStyle w:val="math-inline"/>
+        </w:rPr>
+        <w:t>rightarrow</w:t>
+      </w:r>
+      <w:proofErr w:type="spellEnd"/>
+      <w:r>
+        <w:rPr>
+          <w:rStyle w:val="math-inline"/>
+        </w:rPr>
+        <w:t>$</w:t>
+      </w:r>
+      <w:r>
+        <w:t xml:space="preserve"> </w:t>
+      </w:r>
+      <w:r>
+        <w:rPr>
+          <w:rStyle w:val="CdigoHTML"/>
+        </w:rPr>
+        <w:t>CUENTAS_BANCARIAS</w:t>
+      </w:r>
+      <w:r>
+        <w:t xml:space="preserve">): Un cliente puede tener múltiples cuentas. El valor máximo extraído es </w:t>
+      </w:r>
+      <w:r>
+        <w:rPr>
+          <w:b/>
+          <w:bCs/>
+        </w:rPr>
+        <w:t>N</w:t>
+      </w:r>
+      <w:r>
+        <w:t>.</w:t>
+      </w:r>
+    </w:p>
+    <w:p>
+      <w:pPr>
+        <w:pStyle w:val="NormalWeb"/>
+        <w:numPr>
+          <w:ilvl w:val="1"/>
+          <w:numId w:val="26"/>
+        </w:numPr>
+      </w:pPr>
+      <w:r>
+        <w:t>Vuelta (</w:t>
+      </w:r>
+      <w:r>
+        <w:rPr>
+          <w:rStyle w:val="CdigoHTML"/>
+        </w:rPr>
+        <w:t>CUENTAS_BANCARIAS</w:t>
+      </w:r>
+      <w:r>
+        <w:t xml:space="preserve"> </w:t>
+      </w:r>
+      <w:r>
+        <w:rPr>
+          <w:rStyle w:val="math-inline"/>
+        </w:rPr>
+        <w:t>$\</w:t>
+      </w:r>
+      <w:proofErr w:type="spellStart"/>
+      <w:r>
+        <w:rPr>
+          <w:rStyle w:val="math-inline"/>
+        </w:rPr>
+        <w:t>rightarrow</w:t>
+      </w:r>
+      <w:proofErr w:type="spellEnd"/>
+      <w:r>
+        <w:rPr>
+          <w:rStyle w:val="math-inline"/>
+        </w:rPr>
+        <w:t>$</w:t>
+      </w:r>
+      <w:r>
+        <w:t xml:space="preserve"> </w:t>
+      </w:r>
+      <w:r>
+        <w:rPr>
+          <w:rStyle w:val="CdigoHTML"/>
+        </w:rPr>
+        <w:t>CLIENTES</w:t>
+      </w:r>
+      <w:r>
+        <w:t xml:space="preserve">): Una cuenta pertenece a un solo cliente. El valor máximo extraído es </w:t>
+      </w:r>
+      <w:r>
+        <w:rPr>
+          <w:b/>
+          <w:bCs/>
+        </w:rPr>
+        <w:t>1</w:t>
+      </w:r>
+      <w:r>
+        <w:t>.</w:t>
+      </w:r>
+    </w:p>
+    <w:p>
+      <w:pPr>
+        <w:pStyle w:val="NormalWeb"/>
+        <w:numPr>
+          <w:ilvl w:val="1"/>
+          <w:numId w:val="26"/>
+        </w:numPr>
+      </w:pPr>
+      <w:r>
+        <w:t xml:space="preserve">Resultado: La relación es </w:t>
+      </w:r>
       <w:proofErr w:type="gramStart"/>
       <w:r>
         <w:rPr>
+          <w:b/>
+          <w:bCs/>
+        </w:rPr>
+        <w:t>1:N</w:t>
+      </w:r>
+      <w:r>
+        <w:t>.</w:t>
+      </w:r>
+      <w:proofErr w:type="gramEnd"/>
+      <w:r>
+        <w:t xml:space="preserve"> Aplicando la notación espacial analizada, el </w:t>
+      </w:r>
+      <w:r>
+        <w:rPr>
+          <w:b/>
+          <w:bCs/>
+        </w:rPr>
+        <w:t>1</w:t>
+      </w:r>
+      <w:r>
+        <w:t xml:space="preserve"> se grafica del lado de </w:t>
+      </w:r>
+      <w:r>
+        <w:rPr>
           <w:rStyle w:val="CdigoHTML"/>
         </w:rPr>
-        <w:t>M:N</w:t>
+        <w:t>CLIENTES</w:t>
+      </w:r>
+      <w:r>
+        <w:t xml:space="preserve"> y la </w:t>
+      </w:r>
+      <w:r>
+        <w:rPr>
+          <w:b/>
+          <w:bCs/>
+        </w:rPr>
+        <w:t>N</w:t>
+      </w:r>
+      <w:r>
+        <w:t xml:space="preserve"> del lado de </w:t>
+      </w:r>
+      <w:r>
+        <w:rPr>
+          <w:rStyle w:val="CdigoHTML"/>
+        </w:rPr>
+        <w:t>CUENTAS_BANCARIAS</w:t>
+      </w:r>
+      <w:r>
+        <w:t>.</w:t>
+      </w:r>
+    </w:p>
+    <w:p>
+      <w:pPr>
+        <w:pStyle w:val="NormalWeb"/>
+      </w:pPr>
+      <w:r>
+        <w:rPr>
+          <w:b/>
+          <w:bCs/>
+        </w:rPr>
+        <w:t>5. Atributos principales o candidatos a claves primarias</w:t>
+      </w:r>
+    </w:p>
+    <w:p>
+      <w:pPr>
+        <w:pStyle w:val="NormalWeb"/>
+        <w:numPr>
+          <w:ilvl w:val="0"/>
+          <w:numId w:val="27"/>
+        </w:numPr>
+      </w:pPr>
+      <w:r>
+        <w:rPr>
+          <w:b/>
+          <w:bCs/>
+        </w:rPr>
+        <w:t>CLIENTES:</w:t>
+      </w:r>
+      <w:r>
+        <w:t xml:space="preserve"> DNI.</w:t>
+      </w:r>
+    </w:p>
+    <w:p>
+      <w:pPr>
+        <w:pStyle w:val="NormalWeb"/>
+        <w:numPr>
+          <w:ilvl w:val="0"/>
+          <w:numId w:val="27"/>
+        </w:numPr>
+      </w:pPr>
+      <w:r>
+        <w:rPr>
+          <w:b/>
+          <w:bCs/>
+        </w:rPr>
+        <w:t>CUENTAS_BANCARIAS:</w:t>
+      </w:r>
+      <w:r>
+        <w:t xml:space="preserve"> número de cuenta.</w:t>
+      </w:r>
+    </w:p>
+    <w:p>
+      <w:pPr>
+        <w:pStyle w:val="NormalWeb"/>
+      </w:pPr>
+      <w:r>
+        <w:rPr>
+          <w:b/>
+          <w:bCs/>
+        </w:rPr>
+        <w:t>6. Propuestas de Mejoras (Nuevas Entidades / Atributos)</w:t>
+      </w:r>
+    </w:p>
+    <w:p>
+      <w:pPr>
+        <w:pStyle w:val="NormalWeb"/>
+        <w:numPr>
+          <w:ilvl w:val="0"/>
+          <w:numId w:val="28"/>
+        </w:numPr>
+      </w:pPr>
+      <w:r>
+        <w:rPr>
+          <w:b/>
+          <w:bCs/>
+        </w:rPr>
+        <w:t>Normalización de Parámetros:</w:t>
+      </w:r>
+      <w:r>
+        <w:t xml:space="preserve"> El enunciado agrupa el "Tipo de Cuenta" y la "Moneda" como descriptores de texto simples. En un sistema relacional eficiente, estas deben extraerse y convertirse en entidades paramétricas independientes (</w:t>
+      </w:r>
+      <w:r>
+        <w:rPr>
+          <w:rStyle w:val="CdigoHTML"/>
+        </w:rPr>
+        <w:t>TIPO_CUENTA</w:t>
+      </w:r>
+      <w:r>
+        <w:t xml:space="preserve"> y </w:t>
+      </w:r>
+      <w:r>
+        <w:rPr>
+          <w:rStyle w:val="CdigoHTML"/>
+        </w:rPr>
+        <w:t>MONEDA</w:t>
+      </w:r>
+      <w:r>
+        <w:t xml:space="preserve">), vinculadas a </w:t>
+      </w:r>
+      <w:r>
+        <w:rPr>
+          <w:rStyle w:val="CdigoHTML"/>
+        </w:rPr>
+        <w:t>CUENTAS_BANCARIAS</w:t>
+      </w:r>
+      <w:r>
+        <w:t xml:space="preserve"> </w:t>
+      </w:r>
+      <w:r>
+        <w:lastRenderedPageBreak/>
+        <w:t xml:space="preserve">mediante relaciones </w:t>
+      </w:r>
+      <w:proofErr w:type="gramStart"/>
+      <w:r>
+        <w:t>1:N.</w:t>
       </w:r>
       <w:proofErr w:type="gramEnd"/>
       <w:r>
-        <w:t xml:space="preserve"> entre pedidos y productos. </w:t>
+        <w:t xml:space="preserve"> Esto evita la redundancia de datos y las anomalías de actualización.</w:t>
+      </w:r>
+    </w:p>
+    <w:p>
+      <w:pPr>
+        <w:pStyle w:val="NormalWeb"/>
+        <w:numPr>
+          <w:ilvl w:val="0"/>
+          <w:numId w:val="28"/>
+        </w:numPr>
+      </w:pPr>
+      <w:r>
+        <w:rPr>
+          <w:b/>
+          <w:bCs/>
+        </w:rPr>
+        <w:t>Entidad de Registro (TRANSACCIONES):</w:t>
+      </w:r>
+      <w:r>
+        <w:t xml:space="preserve"> Un modelo bancario que almacena únicamente el saldo estático carece de viabilidad operativa. Es indispensable introducir una entidad débil denominada </w:t>
+      </w:r>
+      <w:r>
+        <w:rPr>
+          <w:rStyle w:val="CdigoHTML"/>
+        </w:rPr>
+        <w:t>MOVIMIENTOS</w:t>
+      </w:r>
+      <w:r>
+        <w:t xml:space="preserve"> o </w:t>
+      </w:r>
+      <w:r>
+        <w:rPr>
+          <w:rStyle w:val="CdigoHTML"/>
+        </w:rPr>
+        <w:t>TRANSACCIONES</w:t>
+      </w:r>
+      <w:r>
+        <w:t xml:space="preserve"> que registre la fecha, el tipo de operación (débito/crédito) y el importe exacto que modifica dicho saldo.</w:t>
       </w:r>
     </w:p>
     <w:p/>
@@ -1380,6 +2045,155 @@
     </w:lvl>
   </w:abstractNum>
   <w:abstractNum w:abstractNumId="5" w15:restartNumberingAfterBreak="0">
+    <w:nsid w:val="1D557256"/>
+    <w:multiLevelType w:val="multilevel"/>
+    <w:tmpl w:val="415E42AC"/>
+    <w:lvl w:ilvl="0">
+      <w:start w:val="1"/>
+      <w:numFmt w:val="bullet"/>
+      <w:lvlText w:val=""/>
+      <w:lvlJc w:val="left"/>
+      <w:pPr>
+        <w:tabs>
+          <w:tab w:val="num" w:pos="720"/>
+        </w:tabs>
+        <w:ind w:left="720" w:hanging="360"/>
+      </w:pPr>
+      <w:rPr>
+        <w:rFonts w:ascii="Symbol" w:hAnsi="Symbol" w:hint="default"/>
+        <w:sz w:val="20"/>
+      </w:rPr>
+    </w:lvl>
+    <w:lvl w:ilvl="1" w:tentative="1">
+      <w:start w:val="1"/>
+      <w:numFmt w:val="bullet"/>
+      <w:lvlText w:val="o"/>
+      <w:lvlJc w:val="left"/>
+      <w:pPr>
+        <w:tabs>
+          <w:tab w:val="num" w:pos="1440"/>
+        </w:tabs>
+        <w:ind w:left="1440" w:hanging="360"/>
+      </w:pPr>
+      <w:rPr>
+        <w:rFonts w:ascii="Courier New" w:hAnsi="Courier New" w:hint="default"/>
+        <w:sz w:val="20"/>
+      </w:rPr>
+    </w:lvl>
+    <w:lvl w:ilvl="2" w:tentative="1">
+      <w:start w:val="1"/>
+      <w:numFmt w:val="bullet"/>
+      <w:lvlText w:val=""/>
+      <w:lvlJc w:val="left"/>
+      <w:pPr>
+        <w:tabs>
+          <w:tab w:val="num" w:pos="2160"/>
+        </w:tabs>
+        <w:ind w:left="2160" w:hanging="360"/>
+      </w:pPr>
+      <w:rPr>
+        <w:rFonts w:ascii="Wingdings" w:hAnsi="Wingdings" w:hint="default"/>
+        <w:sz w:val="20"/>
+      </w:rPr>
+    </w:lvl>
+    <w:lvl w:ilvl="3" w:tentative="1">
+      <w:start w:val="1"/>
+      <w:numFmt w:val="bullet"/>
+      <w:lvlText w:val=""/>
+      <w:lvlJc w:val="left"/>
+      <w:pPr>
+        <w:tabs>
+          <w:tab w:val="num" w:pos="2880"/>
+        </w:tabs>
+        <w:ind w:left="2880" w:hanging="360"/>
+      </w:pPr>
+      <w:rPr>
+        <w:rFonts w:ascii="Wingdings" w:hAnsi="Wingdings" w:hint="default"/>
+        <w:sz w:val="20"/>
+      </w:rPr>
+    </w:lvl>
+    <w:lvl w:ilvl="4" w:tentative="1">
+      <w:start w:val="1"/>
+      <w:numFmt w:val="bullet"/>
+      <w:lvlText w:val=""/>
+      <w:lvlJc w:val="left"/>
+      <w:pPr>
+        <w:tabs>
+          <w:tab w:val="num" w:pos="3600"/>
+        </w:tabs>
+        <w:ind w:left="3600" w:hanging="360"/>
+      </w:pPr>
+      <w:rPr>
+        <w:rFonts w:ascii="Wingdings" w:hAnsi="Wingdings" w:hint="default"/>
+        <w:sz w:val="20"/>
+      </w:rPr>
+    </w:lvl>
+    <w:lvl w:ilvl="5" w:tentative="1">
+      <w:start w:val="1"/>
+      <w:numFmt w:val="bullet"/>
+      <w:lvlText w:val=""/>
+      <w:lvlJc w:val="left"/>
+      <w:pPr>
+        <w:tabs>
+          <w:tab w:val="num" w:pos="4320"/>
+        </w:tabs>
+        <w:ind w:left="4320" w:hanging="360"/>
+      </w:pPr>
+      <w:rPr>
+        <w:rFonts w:ascii="Wingdings" w:hAnsi="Wingdings" w:hint="default"/>
+        <w:sz w:val="20"/>
+      </w:rPr>
+    </w:lvl>
+    <w:lvl w:ilvl="6" w:tentative="1">
+      <w:start w:val="1"/>
+      <w:numFmt w:val="bullet"/>
+      <w:lvlText w:val=""/>
+      <w:lvlJc w:val="left"/>
+      <w:pPr>
+        <w:tabs>
+          <w:tab w:val="num" w:pos="5040"/>
+        </w:tabs>
+        <w:ind w:left="5040" w:hanging="360"/>
+      </w:pPr>
+      <w:rPr>
+        <w:rFonts w:ascii="Wingdings" w:hAnsi="Wingdings" w:hint="default"/>
+        <w:sz w:val="20"/>
+      </w:rPr>
+    </w:lvl>
+    <w:lvl w:ilvl="7" w:tentative="1">
+      <w:start w:val="1"/>
+      <w:numFmt w:val="bullet"/>
+      <w:lvlText w:val=""/>
+      <w:lvlJc w:val="left"/>
+      <w:pPr>
+        <w:tabs>
+          <w:tab w:val="num" w:pos="5760"/>
+        </w:tabs>
+        <w:ind w:left="5760" w:hanging="360"/>
+      </w:pPr>
+      <w:rPr>
+        <w:rFonts w:ascii="Wingdings" w:hAnsi="Wingdings" w:hint="default"/>
+        <w:sz w:val="20"/>
+      </w:rPr>
+    </w:lvl>
+    <w:lvl w:ilvl="8" w:tentative="1">
+      <w:start w:val="1"/>
+      <w:numFmt w:val="bullet"/>
+      <w:lvlText w:val=""/>
+      <w:lvlJc w:val="left"/>
+      <w:pPr>
+        <w:tabs>
+          <w:tab w:val="num" w:pos="6480"/>
+        </w:tabs>
+        <w:ind w:left="6480" w:hanging="360"/>
+      </w:pPr>
+      <w:rPr>
+        <w:rFonts w:ascii="Wingdings" w:hAnsi="Wingdings" w:hint="default"/>
+        <w:sz w:val="20"/>
+      </w:rPr>
+    </w:lvl>
+  </w:abstractNum>
+  <w:abstractNum w:abstractNumId="6" w15:restartNumberingAfterBreak="0">
     <w:nsid w:val="2374520E"/>
     <w:multiLevelType w:val="multilevel"/>
     <w:tmpl w:val="425C10B2"/>
@@ -1528,7 +2342,156 @@
       </w:rPr>
     </w:lvl>
   </w:abstractNum>
-  <w:abstractNum w:abstractNumId="6" w15:restartNumberingAfterBreak="0">
+  <w:abstractNum w:abstractNumId="7" w15:restartNumberingAfterBreak="0">
+    <w:nsid w:val="255320F1"/>
+    <w:multiLevelType w:val="multilevel"/>
+    <w:tmpl w:val="CA9A069C"/>
+    <w:lvl w:ilvl="0">
+      <w:start w:val="1"/>
+      <w:numFmt w:val="bullet"/>
+      <w:lvlText w:val=""/>
+      <w:lvlJc w:val="left"/>
+      <w:pPr>
+        <w:tabs>
+          <w:tab w:val="num" w:pos="720"/>
+        </w:tabs>
+        <w:ind w:left="720" w:hanging="360"/>
+      </w:pPr>
+      <w:rPr>
+        <w:rFonts w:ascii="Symbol" w:hAnsi="Symbol" w:hint="default"/>
+        <w:sz w:val="20"/>
+      </w:rPr>
+    </w:lvl>
+    <w:lvl w:ilvl="1" w:tentative="1">
+      <w:start w:val="1"/>
+      <w:numFmt w:val="bullet"/>
+      <w:lvlText w:val="o"/>
+      <w:lvlJc w:val="left"/>
+      <w:pPr>
+        <w:tabs>
+          <w:tab w:val="num" w:pos="1440"/>
+        </w:tabs>
+        <w:ind w:left="1440" w:hanging="360"/>
+      </w:pPr>
+      <w:rPr>
+        <w:rFonts w:ascii="Courier New" w:hAnsi="Courier New" w:hint="default"/>
+        <w:sz w:val="20"/>
+      </w:rPr>
+    </w:lvl>
+    <w:lvl w:ilvl="2" w:tentative="1">
+      <w:start w:val="1"/>
+      <w:numFmt w:val="bullet"/>
+      <w:lvlText w:val=""/>
+      <w:lvlJc w:val="left"/>
+      <w:pPr>
+        <w:tabs>
+          <w:tab w:val="num" w:pos="2160"/>
+        </w:tabs>
+        <w:ind w:left="2160" w:hanging="360"/>
+      </w:pPr>
+      <w:rPr>
+        <w:rFonts w:ascii="Wingdings" w:hAnsi="Wingdings" w:hint="default"/>
+        <w:sz w:val="20"/>
+      </w:rPr>
+    </w:lvl>
+    <w:lvl w:ilvl="3" w:tentative="1">
+      <w:start w:val="1"/>
+      <w:numFmt w:val="bullet"/>
+      <w:lvlText w:val=""/>
+      <w:lvlJc w:val="left"/>
+      <w:pPr>
+        <w:tabs>
+          <w:tab w:val="num" w:pos="2880"/>
+        </w:tabs>
+        <w:ind w:left="2880" w:hanging="360"/>
+      </w:pPr>
+      <w:rPr>
+        <w:rFonts w:ascii="Wingdings" w:hAnsi="Wingdings" w:hint="default"/>
+        <w:sz w:val="20"/>
+      </w:rPr>
+    </w:lvl>
+    <w:lvl w:ilvl="4" w:tentative="1">
+      <w:start w:val="1"/>
+      <w:numFmt w:val="bullet"/>
+      <w:lvlText w:val=""/>
+      <w:lvlJc w:val="left"/>
+      <w:pPr>
+        <w:tabs>
+          <w:tab w:val="num" w:pos="3600"/>
+        </w:tabs>
+        <w:ind w:left="3600" w:hanging="360"/>
+      </w:pPr>
+      <w:rPr>
+        <w:rFonts w:ascii="Wingdings" w:hAnsi="Wingdings" w:hint="default"/>
+        <w:sz w:val="20"/>
+      </w:rPr>
+    </w:lvl>
+    <w:lvl w:ilvl="5" w:tentative="1">
+      <w:start w:val="1"/>
+      <w:numFmt w:val="bullet"/>
+      <w:lvlText w:val=""/>
+      <w:lvlJc w:val="left"/>
+      <w:pPr>
+        <w:tabs>
+          <w:tab w:val="num" w:pos="4320"/>
+        </w:tabs>
+        <w:ind w:left="4320" w:hanging="360"/>
+      </w:pPr>
+      <w:rPr>
+        <w:rFonts w:ascii="Wingdings" w:hAnsi="Wingdings" w:hint="default"/>
+        <w:sz w:val="20"/>
+      </w:rPr>
+    </w:lvl>
+    <w:lvl w:ilvl="6" w:tentative="1">
+      <w:start w:val="1"/>
+      <w:numFmt w:val="bullet"/>
+      <w:lvlText w:val=""/>
+      <w:lvlJc w:val="left"/>
+      <w:pPr>
+        <w:tabs>
+          <w:tab w:val="num" w:pos="5040"/>
+        </w:tabs>
+        <w:ind w:left="5040" w:hanging="360"/>
+      </w:pPr>
+      <w:rPr>
+        <w:rFonts w:ascii="Wingdings" w:hAnsi="Wingdings" w:hint="default"/>
+        <w:sz w:val="20"/>
+      </w:rPr>
+    </w:lvl>
+    <w:lvl w:ilvl="7" w:tentative="1">
+      <w:start w:val="1"/>
+      <w:numFmt w:val="bullet"/>
+      <w:lvlText w:val=""/>
+      <w:lvlJc w:val="left"/>
+      <w:pPr>
+        <w:tabs>
+          <w:tab w:val="num" w:pos="5760"/>
+        </w:tabs>
+        <w:ind w:left="5760" w:hanging="360"/>
+      </w:pPr>
+      <w:rPr>
+        <w:rFonts w:ascii="Wingdings" w:hAnsi="Wingdings" w:hint="default"/>
+        <w:sz w:val="20"/>
+      </w:rPr>
+    </w:lvl>
+    <w:lvl w:ilvl="8" w:tentative="1">
+      <w:start w:val="1"/>
+      <w:numFmt w:val="bullet"/>
+      <w:lvlText w:val=""/>
+      <w:lvlJc w:val="left"/>
+      <w:pPr>
+        <w:tabs>
+          <w:tab w:val="num" w:pos="6480"/>
+        </w:tabs>
+        <w:ind w:left="6480" w:hanging="360"/>
+      </w:pPr>
+      <w:rPr>
+        <w:rFonts w:ascii="Wingdings" w:hAnsi="Wingdings" w:hint="default"/>
+        <w:sz w:val="20"/>
+      </w:rPr>
+    </w:lvl>
+  </w:abstractNum>
+  <w:abstractNum w:abstractNumId="8" w15:restartNumberingAfterBreak="0">
     <w:nsid w:val="26594C06"/>
     <w:multiLevelType w:val="multilevel"/>
     <w:tmpl w:val="91EC89AC"/>
@@ -1677,7 +2640,7 @@
       </w:rPr>
     </w:lvl>
   </w:abstractNum>
-  <w:abstractNum w:abstractNumId="7" w15:restartNumberingAfterBreak="0">
+  <w:abstractNum w:abstractNumId="9" w15:restartNumberingAfterBreak="0">
     <w:nsid w:val="2F5A5F24"/>
     <w:multiLevelType w:val="multilevel"/>
     <w:tmpl w:val="61CA0764"/>
@@ -1826,7 +2789,7 @@
       </w:rPr>
     </w:lvl>
   </w:abstractNum>
-  <w:abstractNum w:abstractNumId="8" w15:restartNumberingAfterBreak="0">
+  <w:abstractNum w:abstractNumId="10" w15:restartNumberingAfterBreak="0">
     <w:nsid w:val="32CD1BEF"/>
     <w:multiLevelType w:val="multilevel"/>
     <w:tmpl w:val="91ECA8D2"/>
@@ -1975,7 +2938,7 @@
       </w:rPr>
     </w:lvl>
   </w:abstractNum>
-  <w:abstractNum w:abstractNumId="9" w15:restartNumberingAfterBreak="0">
+  <w:abstractNum w:abstractNumId="11" w15:restartNumberingAfterBreak="0">
     <w:nsid w:val="332437F9"/>
     <w:multiLevelType w:val="multilevel"/>
     <w:tmpl w:val="01161668"/>
@@ -2124,7 +3087,305 @@
       </w:rPr>
     </w:lvl>
   </w:abstractNum>
-  <w:abstractNum w:abstractNumId="10" w15:restartNumberingAfterBreak="0">
+  <w:abstractNum w:abstractNumId="12" w15:restartNumberingAfterBreak="0">
+    <w:nsid w:val="38985706"/>
+    <w:multiLevelType w:val="multilevel"/>
+    <w:tmpl w:val="86D66306"/>
+    <w:lvl w:ilvl="0">
+      <w:start w:val="1"/>
+      <w:numFmt w:val="bullet"/>
+      <w:lvlText w:val=""/>
+      <w:lvlJc w:val="left"/>
+      <w:pPr>
+        <w:tabs>
+          <w:tab w:val="num" w:pos="720"/>
+        </w:tabs>
+        <w:ind w:left="720" w:hanging="360"/>
+      </w:pPr>
+      <w:rPr>
+        <w:rFonts w:ascii="Symbol" w:hAnsi="Symbol" w:hint="default"/>
+        <w:sz w:val="20"/>
+      </w:rPr>
+    </w:lvl>
+    <w:lvl w:ilvl="1" w:tentative="1">
+      <w:start w:val="1"/>
+      <w:numFmt w:val="bullet"/>
+      <w:lvlText w:val="o"/>
+      <w:lvlJc w:val="left"/>
+      <w:pPr>
+        <w:tabs>
+          <w:tab w:val="num" w:pos="1440"/>
+        </w:tabs>
+        <w:ind w:left="1440" w:hanging="360"/>
+      </w:pPr>
+      <w:rPr>
+        <w:rFonts w:ascii="Courier New" w:hAnsi="Courier New" w:hint="default"/>
+        <w:sz w:val="20"/>
+      </w:rPr>
+    </w:lvl>
+    <w:lvl w:ilvl="2" w:tentative="1">
+      <w:start w:val="1"/>
+      <w:numFmt w:val="bullet"/>
+      <w:lvlText w:val=""/>
+      <w:lvlJc w:val="left"/>
+      <w:pPr>
+        <w:tabs>
+          <w:tab w:val="num" w:pos="2160"/>
+        </w:tabs>
+        <w:ind w:left="2160" w:hanging="360"/>
+      </w:pPr>
+      <w:rPr>
+        <w:rFonts w:ascii="Wingdings" w:hAnsi="Wingdings" w:hint="default"/>
+        <w:sz w:val="20"/>
+      </w:rPr>
+    </w:lvl>
+    <w:lvl w:ilvl="3" w:tentative="1">
+      <w:start w:val="1"/>
+      <w:numFmt w:val="bullet"/>
+      <w:lvlText w:val=""/>
+      <w:lvlJc w:val="left"/>
+      <w:pPr>
+        <w:tabs>
+          <w:tab w:val="num" w:pos="2880"/>
+        </w:tabs>
+        <w:ind w:left="2880" w:hanging="360"/>
+      </w:pPr>
+      <w:rPr>
+        <w:rFonts w:ascii="Wingdings" w:hAnsi="Wingdings" w:hint="default"/>
+        <w:sz w:val="20"/>
+      </w:rPr>
+    </w:lvl>
+    <w:lvl w:ilvl="4" w:tentative="1">
+      <w:start w:val="1"/>
+      <w:numFmt w:val="bullet"/>
+      <w:lvlText w:val=""/>
+      <w:lvlJc w:val="left"/>
+      <w:pPr>
+        <w:tabs>
+          <w:tab w:val="num" w:pos="3600"/>
+        </w:tabs>
+        <w:ind w:left="3600" w:hanging="360"/>
+      </w:pPr>
+      <w:rPr>
+        <w:rFonts w:ascii="Wingdings" w:hAnsi="Wingdings" w:hint="default"/>
+        <w:sz w:val="20"/>
+      </w:rPr>
+    </w:lvl>
+    <w:lvl w:ilvl="5" w:tentative="1">
+      <w:start w:val="1"/>
+      <w:numFmt w:val="bullet"/>
+      <w:lvlText w:val=""/>
+      <w:lvlJc w:val="left"/>
+      <w:pPr>
+        <w:tabs>
+          <w:tab w:val="num" w:pos="4320"/>
+        </w:tabs>
+        <w:ind w:left="4320" w:hanging="360"/>
+      </w:pPr>
+      <w:rPr>
+        <w:rFonts w:ascii="Wingdings" w:hAnsi="Wingdings" w:hint="default"/>
+        <w:sz w:val="20"/>
+      </w:rPr>
+    </w:lvl>
+    <w:lvl w:ilvl="6" w:tentative="1">
+      <w:start w:val="1"/>
+      <w:numFmt w:val="bullet"/>
+      <w:lvlText w:val=""/>
+      <w:lvlJc w:val="left"/>
+      <w:pPr>
+        <w:tabs>
+          <w:tab w:val="num" w:pos="5040"/>
+        </w:tabs>
+        <w:ind w:left="5040" w:hanging="360"/>
+      </w:pPr>
+      <w:rPr>
+        <w:rFonts w:ascii="Wingdings" w:hAnsi="Wingdings" w:hint="default"/>
+        <w:sz w:val="20"/>
+      </w:rPr>
+    </w:lvl>
+    <w:lvl w:ilvl="7" w:tentative="1">
+      <w:start w:val="1"/>
+      <w:numFmt w:val="bullet"/>
+      <w:lvlText w:val=""/>
+      <w:lvlJc w:val="left"/>
+      <w:pPr>
+        <w:tabs>
+          <w:tab w:val="num" w:pos="5760"/>
+        </w:tabs>
+        <w:ind w:left="5760" w:hanging="360"/>
+      </w:pPr>
+      <w:rPr>
+        <w:rFonts w:ascii="Wingdings" w:hAnsi="Wingdings" w:hint="default"/>
+        <w:sz w:val="20"/>
+      </w:rPr>
+    </w:lvl>
+    <w:lvl w:ilvl="8" w:tentative="1">
+      <w:start w:val="1"/>
+      <w:numFmt w:val="bullet"/>
+      <w:lvlText w:val=""/>
+      <w:lvlJc w:val="left"/>
+      <w:pPr>
+        <w:tabs>
+          <w:tab w:val="num" w:pos="6480"/>
+        </w:tabs>
+        <w:ind w:left="6480" w:hanging="360"/>
+      </w:pPr>
+      <w:rPr>
+        <w:rFonts w:ascii="Wingdings" w:hAnsi="Wingdings" w:hint="default"/>
+        <w:sz w:val="20"/>
+      </w:rPr>
+    </w:lvl>
+  </w:abstractNum>
+  <w:abstractNum w:abstractNumId="13" w15:restartNumberingAfterBreak="0">
+    <w:nsid w:val="3B740291"/>
+    <w:multiLevelType w:val="multilevel"/>
+    <w:tmpl w:val="5906AFEC"/>
+    <w:lvl w:ilvl="0">
+      <w:start w:val="1"/>
+      <w:numFmt w:val="bullet"/>
+      <w:lvlText w:val=""/>
+      <w:lvlJc w:val="left"/>
+      <w:pPr>
+        <w:tabs>
+          <w:tab w:val="num" w:pos="720"/>
+        </w:tabs>
+        <w:ind w:left="720" w:hanging="360"/>
+      </w:pPr>
+      <w:rPr>
+        <w:rFonts w:ascii="Symbol" w:hAnsi="Symbol" w:hint="default"/>
+        <w:sz w:val="20"/>
+      </w:rPr>
+    </w:lvl>
+    <w:lvl w:ilvl="1" w:tentative="1">
+      <w:start w:val="1"/>
+      <w:numFmt w:val="bullet"/>
+      <w:lvlText w:val="o"/>
+      <w:lvlJc w:val="left"/>
+      <w:pPr>
+        <w:tabs>
+          <w:tab w:val="num" w:pos="1440"/>
+        </w:tabs>
+        <w:ind w:left="1440" w:hanging="360"/>
+      </w:pPr>
+      <w:rPr>
+        <w:rFonts w:ascii="Courier New" w:hAnsi="Courier New" w:hint="default"/>
+        <w:sz w:val="20"/>
+      </w:rPr>
+    </w:lvl>
+    <w:lvl w:ilvl="2" w:tentative="1">
+      <w:start w:val="1"/>
+      <w:numFmt w:val="bullet"/>
+      <w:lvlText w:val=""/>
+      <w:lvlJc w:val="left"/>
+      <w:pPr>
+        <w:tabs>
+          <w:tab w:val="num" w:pos="2160"/>
+        </w:tabs>
+        <w:ind w:left="2160" w:hanging="360"/>
+      </w:pPr>
+      <w:rPr>
+        <w:rFonts w:ascii="Wingdings" w:hAnsi="Wingdings" w:hint="default"/>
+        <w:sz w:val="20"/>
+      </w:rPr>
+    </w:lvl>
+    <w:lvl w:ilvl="3" w:tentative="1">
+      <w:start w:val="1"/>
+      <w:numFmt w:val="bullet"/>
+      <w:lvlText w:val=""/>
+      <w:lvlJc w:val="left"/>
+      <w:pPr>
+        <w:tabs>
+          <w:tab w:val="num" w:pos="2880"/>
+        </w:tabs>
+        <w:ind w:left="2880" w:hanging="360"/>
+      </w:pPr>
+      <w:rPr>
+        <w:rFonts w:ascii="Wingdings" w:hAnsi="Wingdings" w:hint="default"/>
+        <w:sz w:val="20"/>
+      </w:rPr>
+    </w:lvl>
+    <w:lvl w:ilvl="4" w:tentative="1">
+      <w:start w:val="1"/>
+      <w:numFmt w:val="bullet"/>
+      <w:lvlText w:val=""/>
+      <w:lvlJc w:val="left"/>
+      <w:pPr>
+        <w:tabs>
+          <w:tab w:val="num" w:pos="3600"/>
+        </w:tabs>
+        <w:ind w:left="3600" w:hanging="360"/>
+      </w:pPr>
+      <w:rPr>
+        <w:rFonts w:ascii="Wingdings" w:hAnsi="Wingdings" w:hint="default"/>
+        <w:sz w:val="20"/>
+      </w:rPr>
+    </w:lvl>
+    <w:lvl w:ilvl="5" w:tentative="1">
+      <w:start w:val="1"/>
+      <w:numFmt w:val="bullet"/>
+      <w:lvlText w:val=""/>
+      <w:lvlJc w:val="left"/>
+      <w:pPr>
+        <w:tabs>
+          <w:tab w:val="num" w:pos="4320"/>
+        </w:tabs>
+        <w:ind w:left="4320" w:hanging="360"/>
+      </w:pPr>
+      <w:rPr>
+        <w:rFonts w:ascii="Wingdings" w:hAnsi="Wingdings" w:hint="default"/>
+        <w:sz w:val="20"/>
+      </w:rPr>
+    </w:lvl>
+    <w:lvl w:ilvl="6" w:tentative="1">
+      <w:start w:val="1"/>
+      <w:numFmt w:val="bullet"/>
+      <w:lvlText w:val=""/>
+      <w:lvlJc w:val="left"/>
+      <w:pPr>
+        <w:tabs>
+          <w:tab w:val="num" w:pos="5040"/>
+        </w:tabs>
+        <w:ind w:left="5040" w:hanging="360"/>
+      </w:pPr>
+      <w:rPr>
+        <w:rFonts w:ascii="Wingdings" w:hAnsi="Wingdings" w:hint="default"/>
+        <w:sz w:val="20"/>
+      </w:rPr>
+    </w:lvl>
+    <w:lvl w:ilvl="7" w:tentative="1">
+      <w:start w:val="1"/>
+      <w:numFmt w:val="bullet"/>
+      <w:lvlText w:val=""/>
+      <w:lvlJc w:val="left"/>
+      <w:pPr>
+        <w:tabs>
+          <w:tab w:val="num" w:pos="5760"/>
+        </w:tabs>
+        <w:ind w:left="5760" w:hanging="360"/>
+      </w:pPr>
+      <w:rPr>
+        <w:rFonts w:ascii="Wingdings" w:hAnsi="Wingdings" w:hint="default"/>
+        <w:sz w:val="20"/>
+      </w:rPr>
+    </w:lvl>
+    <w:lvl w:ilvl="8" w:tentative="1">
+      <w:start w:val="1"/>
+      <w:numFmt w:val="bullet"/>
+      <w:lvlText w:val=""/>
+      <w:lvlJc w:val="left"/>
+      <w:pPr>
+        <w:tabs>
+          <w:tab w:val="num" w:pos="6480"/>
+        </w:tabs>
+        <w:ind w:left="6480" w:hanging="360"/>
+      </w:pPr>
+      <w:rPr>
+        <w:rFonts w:ascii="Wingdings" w:hAnsi="Wingdings" w:hint="default"/>
+        <w:sz w:val="20"/>
+      </w:rPr>
+    </w:lvl>
+  </w:abstractNum>
+  <w:abstractNum w:abstractNumId="14" w15:restartNumberingAfterBreak="0">
     <w:nsid w:val="400F352D"/>
     <w:multiLevelType w:val="multilevel"/>
     <w:tmpl w:val="6D5CC04A"/>
@@ -2273,7 +3534,7 @@
       </w:rPr>
     </w:lvl>
   </w:abstractNum>
-  <w:abstractNum w:abstractNumId="11" w15:restartNumberingAfterBreak="0">
+  <w:abstractNum w:abstractNumId="15" w15:restartNumberingAfterBreak="0">
     <w:nsid w:val="4078019A"/>
     <w:multiLevelType w:val="multilevel"/>
     <w:tmpl w:val="61BA90B4"/>
@@ -2422,7 +3683,7 @@
       </w:rPr>
     </w:lvl>
   </w:abstractNum>
-  <w:abstractNum w:abstractNumId="12" w15:restartNumberingAfterBreak="0">
+  <w:abstractNum w:abstractNumId="16" w15:restartNumberingAfterBreak="0">
     <w:nsid w:val="479A1190"/>
     <w:multiLevelType w:val="multilevel"/>
     <w:tmpl w:val="CEBEE03E"/>
@@ -2571,7 +3832,7 @@
       </w:rPr>
     </w:lvl>
   </w:abstractNum>
-  <w:abstractNum w:abstractNumId="13" w15:restartNumberingAfterBreak="0">
+  <w:abstractNum w:abstractNumId="17" w15:restartNumberingAfterBreak="0">
     <w:nsid w:val="524D2023"/>
     <w:multiLevelType w:val="multilevel"/>
     <w:tmpl w:val="404CFBFC"/>
@@ -2720,7 +3981,7 @@
       </w:rPr>
     </w:lvl>
   </w:abstractNum>
-  <w:abstractNum w:abstractNumId="14" w15:restartNumberingAfterBreak="0">
+  <w:abstractNum w:abstractNumId="18" w15:restartNumberingAfterBreak="0">
     <w:nsid w:val="544F2060"/>
     <w:multiLevelType w:val="multilevel"/>
     <w:tmpl w:val="99C0EC1C"/>
@@ -2869,7 +4130,7 @@
       </w:rPr>
     </w:lvl>
   </w:abstractNum>
-  <w:abstractNum w:abstractNumId="15" w15:restartNumberingAfterBreak="0">
+  <w:abstractNum w:abstractNumId="19" w15:restartNumberingAfterBreak="0">
     <w:nsid w:val="575B00F6"/>
     <w:multiLevelType w:val="multilevel"/>
     <w:tmpl w:val="33BAE016"/>
@@ -3018,7 +4279,156 @@
       </w:rPr>
     </w:lvl>
   </w:abstractNum>
-  <w:abstractNum w:abstractNumId="16" w15:restartNumberingAfterBreak="0">
+  <w:abstractNum w:abstractNumId="20" w15:restartNumberingAfterBreak="0">
+    <w:nsid w:val="5DD6256D"/>
+    <w:multiLevelType w:val="multilevel"/>
+    <w:tmpl w:val="ED708B16"/>
+    <w:lvl w:ilvl="0">
+      <w:start w:val="1"/>
+      <w:numFmt w:val="bullet"/>
+      <w:lvlText w:val=""/>
+      <w:lvlJc w:val="left"/>
+      <w:pPr>
+        <w:tabs>
+          <w:tab w:val="num" w:pos="720"/>
+        </w:tabs>
+        <w:ind w:left="720" w:hanging="360"/>
+      </w:pPr>
+      <w:rPr>
+        <w:rFonts w:ascii="Symbol" w:hAnsi="Symbol" w:hint="default"/>
+        <w:sz w:val="20"/>
+      </w:rPr>
+    </w:lvl>
+    <w:lvl w:ilvl="1" w:tentative="1">
+      <w:start w:val="1"/>
+      <w:numFmt w:val="bullet"/>
+      <w:lvlText w:val="o"/>
+      <w:lvlJc w:val="left"/>
+      <w:pPr>
+        <w:tabs>
+          <w:tab w:val="num" w:pos="1440"/>
+        </w:tabs>
+        <w:ind w:left="1440" w:hanging="360"/>
+      </w:pPr>
+      <w:rPr>
+        <w:rFonts w:ascii="Courier New" w:hAnsi="Courier New" w:hint="default"/>
+        <w:sz w:val="20"/>
+      </w:rPr>
+    </w:lvl>
+    <w:lvl w:ilvl="2" w:tentative="1">
+      <w:start w:val="1"/>
+      <w:numFmt w:val="bullet"/>
+      <w:lvlText w:val=""/>
+      <w:lvlJc w:val="left"/>
+      <w:pPr>
+        <w:tabs>
+          <w:tab w:val="num" w:pos="2160"/>
+        </w:tabs>
+        <w:ind w:left="2160" w:hanging="360"/>
+      </w:pPr>
+      <w:rPr>
+        <w:rFonts w:ascii="Wingdings" w:hAnsi="Wingdings" w:hint="default"/>
+        <w:sz w:val="20"/>
+      </w:rPr>
+    </w:lvl>
+    <w:lvl w:ilvl="3" w:tentative="1">
+      <w:start w:val="1"/>
+      <w:numFmt w:val="bullet"/>
+      <w:lvlText w:val=""/>
+      <w:lvlJc w:val="left"/>
+      <w:pPr>
+        <w:tabs>
+          <w:tab w:val="num" w:pos="2880"/>
+        </w:tabs>
+        <w:ind w:left="2880" w:hanging="360"/>
+      </w:pPr>
+      <w:rPr>
+        <w:rFonts w:ascii="Wingdings" w:hAnsi="Wingdings" w:hint="default"/>
+        <w:sz w:val="20"/>
+      </w:rPr>
+    </w:lvl>
+    <w:lvl w:ilvl="4" w:tentative="1">
+      <w:start w:val="1"/>
+      <w:numFmt w:val="bullet"/>
+      <w:lvlText w:val=""/>
+      <w:lvlJc w:val="left"/>
+      <w:pPr>
+        <w:tabs>
+          <w:tab w:val="num" w:pos="3600"/>
+        </w:tabs>
+        <w:ind w:left="3600" w:hanging="360"/>
+      </w:pPr>
+      <w:rPr>
+        <w:rFonts w:ascii="Wingdings" w:hAnsi="Wingdings" w:hint="default"/>
+        <w:sz w:val="20"/>
+      </w:rPr>
+    </w:lvl>
+    <w:lvl w:ilvl="5" w:tentative="1">
+      <w:start w:val="1"/>
+      <w:numFmt w:val="bullet"/>
+      <w:lvlText w:val=""/>
+      <w:lvlJc w:val="left"/>
+      <w:pPr>
+        <w:tabs>
+          <w:tab w:val="num" w:pos="4320"/>
+        </w:tabs>
+        <w:ind w:left="4320" w:hanging="360"/>
+      </w:pPr>
+      <w:rPr>
+        <w:rFonts w:ascii="Wingdings" w:hAnsi="Wingdings" w:hint="default"/>
+        <w:sz w:val="20"/>
+      </w:rPr>
+    </w:lvl>
+    <w:lvl w:ilvl="6" w:tentative="1">
+      <w:start w:val="1"/>
+      <w:numFmt w:val="bullet"/>
+      <w:lvlText w:val=""/>
+      <w:lvlJc w:val="left"/>
+      <w:pPr>
+        <w:tabs>
+          <w:tab w:val="num" w:pos="5040"/>
+        </w:tabs>
+        <w:ind w:left="5040" w:hanging="360"/>
+      </w:pPr>
+      <w:rPr>
+        <w:rFonts w:ascii="Wingdings" w:hAnsi="Wingdings" w:hint="default"/>
+        <w:sz w:val="20"/>
+      </w:rPr>
+    </w:lvl>
+    <w:lvl w:ilvl="7" w:tentative="1">
+      <w:start w:val="1"/>
+      <w:numFmt w:val="bullet"/>
+      <w:lvlText w:val=""/>
+      <w:lvlJc w:val="left"/>
+      <w:pPr>
+        <w:tabs>
+          <w:tab w:val="num" w:pos="5760"/>
+        </w:tabs>
+        <w:ind w:left="5760" w:hanging="360"/>
+      </w:pPr>
+      <w:rPr>
+        <w:rFonts w:ascii="Wingdings" w:hAnsi="Wingdings" w:hint="default"/>
+        <w:sz w:val="20"/>
+      </w:rPr>
+    </w:lvl>
+    <w:lvl w:ilvl="8" w:tentative="1">
+      <w:start w:val="1"/>
+      <w:numFmt w:val="bullet"/>
+      <w:lvlText w:val=""/>
+      <w:lvlJc w:val="left"/>
+      <w:pPr>
+        <w:tabs>
+          <w:tab w:val="num" w:pos="6480"/>
+        </w:tabs>
+        <w:ind w:left="6480" w:hanging="360"/>
+      </w:pPr>
+      <w:rPr>
+        <w:rFonts w:ascii="Wingdings" w:hAnsi="Wingdings" w:hint="default"/>
+        <w:sz w:val="20"/>
+      </w:rPr>
+    </w:lvl>
+  </w:abstractNum>
+  <w:abstractNum w:abstractNumId="21" w15:restartNumberingAfterBreak="0">
     <w:nsid w:val="64F30941"/>
     <w:multiLevelType w:val="multilevel"/>
     <w:tmpl w:val="892E22F0"/>
@@ -3167,7 +4577,7 @@
       </w:rPr>
     </w:lvl>
   </w:abstractNum>
-  <w:abstractNum w:abstractNumId="17" w15:restartNumberingAfterBreak="0">
+  <w:abstractNum w:abstractNumId="22" w15:restartNumberingAfterBreak="0">
     <w:nsid w:val="655F2FBD"/>
     <w:multiLevelType w:val="multilevel"/>
     <w:tmpl w:val="32F41674"/>
@@ -3316,7 +4726,7 @@
       </w:rPr>
     </w:lvl>
   </w:abstractNum>
-  <w:abstractNum w:abstractNumId="18" w15:restartNumberingAfterBreak="0">
+  <w:abstractNum w:abstractNumId="23" w15:restartNumberingAfterBreak="0">
     <w:nsid w:val="65E4364B"/>
     <w:multiLevelType w:val="multilevel"/>
     <w:tmpl w:val="2070A96C"/>
@@ -3465,7 +4875,7 @@
       </w:rPr>
     </w:lvl>
   </w:abstractNum>
-  <w:abstractNum w:abstractNumId="19" w15:restartNumberingAfterBreak="0">
+  <w:abstractNum w:abstractNumId="24" w15:restartNumberingAfterBreak="0">
     <w:nsid w:val="6FC64005"/>
     <w:multiLevelType w:val="multilevel"/>
     <w:tmpl w:val="9F7CF6FA"/>
@@ -3614,7 +5024,7 @@
       </w:rPr>
     </w:lvl>
   </w:abstractNum>
-  <w:abstractNum w:abstractNumId="20" w15:restartNumberingAfterBreak="0">
+  <w:abstractNum w:abstractNumId="25" w15:restartNumberingAfterBreak="0">
     <w:nsid w:val="72810EA2"/>
     <w:multiLevelType w:val="multilevel"/>
     <w:tmpl w:val="43DEE9E0"/>
@@ -3763,7 +5173,156 @@
       </w:rPr>
     </w:lvl>
   </w:abstractNum>
-  <w:abstractNum w:abstractNumId="21" w15:restartNumberingAfterBreak="0">
+  <w:abstractNum w:abstractNumId="26" w15:restartNumberingAfterBreak="0">
+    <w:nsid w:val="79F75493"/>
+    <w:multiLevelType w:val="multilevel"/>
+    <w:tmpl w:val="C6E0288A"/>
+    <w:lvl w:ilvl="0">
+      <w:start w:val="1"/>
+      <w:numFmt w:val="bullet"/>
+      <w:lvlText w:val=""/>
+      <w:lvlJc w:val="left"/>
+      <w:pPr>
+        <w:tabs>
+          <w:tab w:val="num" w:pos="720"/>
+        </w:tabs>
+        <w:ind w:left="720" w:hanging="360"/>
+      </w:pPr>
+      <w:rPr>
+        <w:rFonts w:ascii="Symbol" w:hAnsi="Symbol" w:hint="default"/>
+        <w:sz w:val="20"/>
+      </w:rPr>
+    </w:lvl>
+    <w:lvl w:ilvl="1">
+      <w:start w:val="1"/>
+      <w:numFmt w:val="bullet"/>
+      <w:lvlText w:val="o"/>
+      <w:lvlJc w:val="left"/>
+      <w:pPr>
+        <w:tabs>
+          <w:tab w:val="num" w:pos="1440"/>
+        </w:tabs>
+        <w:ind w:left="1440" w:hanging="360"/>
+      </w:pPr>
+      <w:rPr>
+        <w:rFonts w:ascii="Courier New" w:hAnsi="Courier New" w:hint="default"/>
+        <w:sz w:val="20"/>
+      </w:rPr>
+    </w:lvl>
+    <w:lvl w:ilvl="2" w:tentative="1">
+      <w:start w:val="1"/>
+      <w:numFmt w:val="bullet"/>
+      <w:lvlText w:val=""/>
+      <w:lvlJc w:val="left"/>
+      <w:pPr>
+        <w:tabs>
+          <w:tab w:val="num" w:pos="2160"/>
+        </w:tabs>
+        <w:ind w:left="2160" w:hanging="360"/>
+      </w:pPr>
+      <w:rPr>
+        <w:rFonts w:ascii="Wingdings" w:hAnsi="Wingdings" w:hint="default"/>
+        <w:sz w:val="20"/>
+      </w:rPr>
+    </w:lvl>
+    <w:lvl w:ilvl="3" w:tentative="1">
+      <w:start w:val="1"/>
+      <w:numFmt w:val="bullet"/>
+      <w:lvlText w:val=""/>
+      <w:lvlJc w:val="left"/>
+      <w:pPr>
+        <w:tabs>
+          <w:tab w:val="num" w:pos="2880"/>
+        </w:tabs>
+        <w:ind w:left="2880" w:hanging="360"/>
+      </w:pPr>
+      <w:rPr>
+        <w:rFonts w:ascii="Wingdings" w:hAnsi="Wingdings" w:hint="default"/>
+        <w:sz w:val="20"/>
+      </w:rPr>
+    </w:lvl>
+    <w:lvl w:ilvl="4" w:tentative="1">
+      <w:start w:val="1"/>
+      <w:numFmt w:val="bullet"/>
+      <w:lvlText w:val=""/>
+      <w:lvlJc w:val="left"/>
+      <w:pPr>
+        <w:tabs>
+          <w:tab w:val="num" w:pos="3600"/>
+        </w:tabs>
+        <w:ind w:left="3600" w:hanging="360"/>
+      </w:pPr>
+      <w:rPr>
+        <w:rFonts w:ascii="Wingdings" w:hAnsi="Wingdings" w:hint="default"/>
+        <w:sz w:val="20"/>
+      </w:rPr>
+    </w:lvl>
+    <w:lvl w:ilvl="5" w:tentative="1">
+      <w:start w:val="1"/>
+      <w:numFmt w:val="bullet"/>
+      <w:lvlText w:val=""/>
+      <w:lvlJc w:val="left"/>
+      <w:pPr>
+        <w:tabs>
+          <w:tab w:val="num" w:pos="4320"/>
+        </w:tabs>
+        <w:ind w:left="4320" w:hanging="360"/>
+      </w:pPr>
+      <w:rPr>
+        <w:rFonts w:ascii="Wingdings" w:hAnsi="Wingdings" w:hint="default"/>
+        <w:sz w:val="20"/>
+      </w:rPr>
+    </w:lvl>
+    <w:lvl w:ilvl="6" w:tentative="1">
+      <w:start w:val="1"/>
+      <w:numFmt w:val="bullet"/>
+      <w:lvlText w:val=""/>
+      <w:lvlJc w:val="left"/>
+      <w:pPr>
+        <w:tabs>
+          <w:tab w:val="num" w:pos="5040"/>
+        </w:tabs>
+        <w:ind w:left="5040" w:hanging="360"/>
+      </w:pPr>
+      <w:rPr>
+        <w:rFonts w:ascii="Wingdings" w:hAnsi="Wingdings" w:hint="default"/>
+        <w:sz w:val="20"/>
+      </w:rPr>
+    </w:lvl>
+    <w:lvl w:ilvl="7" w:tentative="1">
+      <w:start w:val="1"/>
+      <w:numFmt w:val="bullet"/>
+      <w:lvlText w:val=""/>
+      <w:lvlJc w:val="left"/>
+      <w:pPr>
+        <w:tabs>
+          <w:tab w:val="num" w:pos="5760"/>
+        </w:tabs>
+        <w:ind w:left="5760" w:hanging="360"/>
+      </w:pPr>
+      <w:rPr>
+        <w:rFonts w:ascii="Wingdings" w:hAnsi="Wingdings" w:hint="default"/>
+        <w:sz w:val="20"/>
+      </w:rPr>
+    </w:lvl>
+    <w:lvl w:ilvl="8" w:tentative="1">
+      <w:start w:val="1"/>
+      <w:numFmt w:val="bullet"/>
+      <w:lvlText w:val=""/>
+      <w:lvlJc w:val="left"/>
+      <w:pPr>
+        <w:tabs>
+          <w:tab w:val="num" w:pos="6480"/>
+        </w:tabs>
+        <w:ind w:left="6480" w:hanging="360"/>
+      </w:pPr>
+      <w:rPr>
+        <w:rFonts w:ascii="Wingdings" w:hAnsi="Wingdings" w:hint="default"/>
+        <w:sz w:val="20"/>
+      </w:rPr>
+    </w:lvl>
+  </w:abstractNum>
+  <w:abstractNum w:abstractNumId="27" w15:restartNumberingAfterBreak="0">
     <w:nsid w:val="7D993111"/>
     <w:multiLevelType w:val="multilevel"/>
     <w:tmpl w:val="10DC4BFA"/>
@@ -3913,70 +5472,88 @@
     </w:lvl>
   </w:abstractNum>
   <w:num w:numId="1">
-    <w:abstractNumId w:val="18"/>
+    <w:abstractNumId w:val="23"/>
   </w:num>
   <w:num w:numId="2">
     <w:abstractNumId w:val="1"/>
   </w:num>
   <w:num w:numId="3">
-    <w:abstractNumId w:val="13"/>
+    <w:abstractNumId w:val="17"/>
   </w:num>
   <w:num w:numId="4">
-    <w:abstractNumId w:val="12"/>
+    <w:abstractNumId w:val="16"/>
   </w:num>
   <w:num w:numId="5">
-    <w:abstractNumId w:val="5"/>
+    <w:abstractNumId w:val="6"/>
   </w:num>
   <w:num w:numId="6">
-    <w:abstractNumId w:val="17"/>
+    <w:abstractNumId w:val="22"/>
   </w:num>
   <w:num w:numId="7">
-    <w:abstractNumId w:val="9"/>
+    <w:abstractNumId w:val="11"/>
   </w:num>
   <w:num w:numId="8">
     <w:abstractNumId w:val="2"/>
   </w:num>
   <w:num w:numId="9">
-    <w:abstractNumId w:val="15"/>
+    <w:abstractNumId w:val="19"/>
   </w:num>
   <w:num w:numId="10">
-    <w:abstractNumId w:val="7"/>
+    <w:abstractNumId w:val="9"/>
   </w:num>
   <w:num w:numId="11">
     <w:abstractNumId w:val="0"/>
   </w:num>
   <w:num w:numId="12">
-    <w:abstractNumId w:val="19"/>
+    <w:abstractNumId w:val="24"/>
   </w:num>
   <w:num w:numId="13">
-    <w:abstractNumId w:val="8"/>
+    <w:abstractNumId w:val="10"/>
   </w:num>
   <w:num w:numId="14">
     <w:abstractNumId w:val="3"/>
   </w:num>
   <w:num w:numId="15">
-    <w:abstractNumId w:val="16"/>
+    <w:abstractNumId w:val="21"/>
   </w:num>
   <w:num w:numId="16">
+    <w:abstractNumId w:val="18"/>
+  </w:num>
+  <w:num w:numId="17">
     <w:abstractNumId w:val="14"/>
   </w:num>
-  <w:num w:numId="17">
-    <w:abstractNumId w:val="10"/>
-  </w:num>
   <w:num w:numId="18">
-    <w:abstractNumId w:val="20"/>
+    <w:abstractNumId w:val="25"/>
   </w:num>
   <w:num w:numId="19">
-    <w:abstractNumId w:val="21"/>
+    <w:abstractNumId w:val="27"/>
   </w:num>
   <w:num w:numId="20">
-    <w:abstractNumId w:val="6"/>
+    <w:abstractNumId w:val="8"/>
   </w:num>
   <w:num w:numId="21">
     <w:abstractNumId w:val="4"/>
   </w:num>
   <w:num w:numId="22">
-    <w:abstractNumId w:val="11"/>
+    <w:abstractNumId w:val="15"/>
+  </w:num>
+  <w:num w:numId="23">
+    <w:abstractNumId w:val="13"/>
+  </w:num>
+  <w:num w:numId="24">
+    <w:abstractNumId w:val="12"/>
+  </w:num>
+  <w:num w:numId="25">
+    <w:abstractNumId w:val="7"/>
+  </w:num>
+  <w:num w:numId="26">
+    <w:abstractNumId w:val="26"/>
+  </w:num>
+  <w:num w:numId="27">
+    <w:abstractNumId w:val="20"/>
+  </w:num>
+  <w:num w:numId="28">
+    <w:abstractNumId w:val="5"/>
   </w:num>
 </w:numbering>
 </file>

--- a/Database 1/El análisis lógico del esquema para el ejercicio D.docx
+++ b/Database 1/El análisis lógico del esquema para el ejercicio D.docx
@@ -609,12 +609,14 @@
       <w:r>
         <w:t xml:space="preserve"> que permita una relación </w:t>
       </w:r>
+      <w:proofErr w:type="gramStart"/>
       <w:r>
         <w:rPr>
           <w:rStyle w:val="CdigoHTML"/>
         </w:rPr>
         <w:t>M:N</w:t>
       </w:r>
+      <w:proofErr w:type="gramEnd"/>
       <w:r>
         <w:t xml:space="preserve"> entre pedidos y productos. </w:t>
       </w:r>
@@ -1285,6 +1287,1420 @@
       <w:r>
         <w:t xml:space="preserve"> que registre la fecha, el tipo de operación (débito/crédito) y el importe exacto que modifica dicho saldo.</w:t>
       </w:r>
+    </w:p>
+    <w:p>
+      <w:pPr>
+        <w:pStyle w:val="NormalWeb"/>
+      </w:pPr>
+      <w:r>
+        <w:rPr>
+          <w:b/>
+          <w:bCs/>
+        </w:rPr>
+        <w:t>1. Entidades Principales</w:t>
+      </w:r>
+    </w:p>
+    <w:p>
+      <w:pPr>
+        <w:pStyle w:val="NormalWeb"/>
+      </w:pPr>
+      <w:r>
+        <w:t>Existen tres objetos concretos y distinguibles:</w:t>
+      </w:r>
+    </w:p>
+    <w:p>
+      <w:pPr>
+        <w:pStyle w:val="NormalWeb"/>
+        <w:numPr>
+          <w:ilvl w:val="0"/>
+          <w:numId w:val="29"/>
+        </w:numPr>
+      </w:pPr>
+      <w:r>
+        <w:rPr>
+          <w:rStyle w:val="CdigoHTML"/>
+        </w:rPr>
+        <w:t>PROPIEDADES</w:t>
+      </w:r>
+    </w:p>
+    <w:p>
+      <w:pPr>
+        <w:pStyle w:val="NormalWeb"/>
+        <w:numPr>
+          <w:ilvl w:val="0"/>
+          <w:numId w:val="29"/>
+        </w:numPr>
+      </w:pPr>
+      <w:r>
+        <w:rPr>
+          <w:rStyle w:val="CdigoHTML"/>
+        </w:rPr>
+        <w:t>PROPIETARIOS</w:t>
+      </w:r>
+    </w:p>
+    <w:p>
+      <w:pPr>
+        <w:pStyle w:val="NormalWeb"/>
+        <w:numPr>
+          <w:ilvl w:val="0"/>
+          <w:numId w:val="29"/>
+        </w:numPr>
+      </w:pPr>
+      <w:r>
+        <w:rPr>
+          <w:rStyle w:val="CdigoHTML"/>
+        </w:rPr>
+        <w:t>AGENTES</w:t>
+      </w:r>
+      <w:r>
+        <w:t xml:space="preserve"> (Agentes Inmobiliarios)</w:t>
+      </w:r>
+    </w:p>
+    <w:p>
+      <w:pPr>
+        <w:pStyle w:val="NormalWeb"/>
+      </w:pPr>
+      <w:r>
+        <w:t>Las tres son entidades fuertes. Ninguna depende existencialmente de la otra para poseer un identificador válido en el sistema.</w:t>
+      </w:r>
+    </w:p>
+    <w:p>
+      <w:pPr>
+        <w:pStyle w:val="NormalWeb"/>
+      </w:pPr>
+      <w:r>
+        <w:rPr>
+          <w:b/>
+          <w:bCs/>
+        </w:rPr>
+        <w:t>2. Atributos y su Clasificación</w:t>
+      </w:r>
+    </w:p>
+    <w:p>
+      <w:pPr>
+        <w:pStyle w:val="NormalWeb"/>
+        <w:numPr>
+          <w:ilvl w:val="0"/>
+          <w:numId w:val="30"/>
+        </w:numPr>
+      </w:pPr>
+      <w:r>
+        <w:rPr>
+          <w:b/>
+          <w:bCs/>
+        </w:rPr>
+        <w:t>PROPIEDADES:</w:t>
+      </w:r>
+      <w:r>
+        <w:t xml:space="preserve"> código único (Simple), dirección (Compuesto por: calle, número, ciudad, provincia), tipo de propiedad (Simple), cantidad de ambientes (Simple), superficie total (Simple), precio (Simple), disponibilidad (Simple / Booleano).</w:t>
+      </w:r>
+    </w:p>
+    <w:p>
+      <w:pPr>
+        <w:pStyle w:val="NormalWeb"/>
+        <w:numPr>
+          <w:ilvl w:val="0"/>
+          <w:numId w:val="30"/>
+        </w:numPr>
+      </w:pPr>
+      <w:r>
+        <w:rPr>
+          <w:b/>
+          <w:bCs/>
+        </w:rPr>
+        <w:t>PROPIETARIOS:</w:t>
+      </w:r>
+      <w:r>
+        <w:t xml:space="preserve"> DNI (Simple), nombre (Simple), apellido (Simple), teléfono (Multivaluado, ya que es habitual registrar más de una línea de contacto), correo electrónico (Simple).</w:t>
+      </w:r>
+    </w:p>
+    <w:p>
+      <w:pPr>
+        <w:pStyle w:val="NormalWeb"/>
+        <w:numPr>
+          <w:ilvl w:val="0"/>
+          <w:numId w:val="30"/>
+        </w:numPr>
+      </w:pPr>
+      <w:r>
+        <w:rPr>
+          <w:b/>
+          <w:bCs/>
+        </w:rPr>
+        <w:t>AGENTES:</w:t>
+      </w:r>
+      <w:r>
+        <w:t xml:space="preserve"> número de legajo (Simple), nombre (Simple), apellido (Simple), teléfono (Multivaluado).</w:t>
+      </w:r>
+    </w:p>
+    <w:p>
+      <w:pPr>
+        <w:pStyle w:val="NormalWeb"/>
+      </w:pPr>
+      <w:r>
+        <w:rPr>
+          <w:b/>
+          <w:bCs/>
+        </w:rPr>
+        <w:t>3. Relaciones</w:t>
+      </w:r>
+    </w:p>
+    <w:p>
+      <w:pPr>
+        <w:pStyle w:val="NormalWeb"/>
+      </w:pPr>
+      <w:r>
+        <w:t>El sistema exige conectar estas tres entidades aisladas mediante dos vínculos lógicos:</w:t>
+      </w:r>
+    </w:p>
+    <w:p>
+      <w:pPr>
+        <w:pStyle w:val="NormalWeb"/>
+        <w:numPr>
+          <w:ilvl w:val="0"/>
+          <w:numId w:val="31"/>
+        </w:numPr>
+      </w:pPr>
+      <w:r>
+        <w:rPr>
+          <w:b/>
+          <w:bCs/>
+        </w:rPr>
+        <w:t>PERTENECE:</w:t>
+      </w:r>
+      <w:r>
+        <w:t xml:space="preserve"> Relaciona </w:t>
+      </w:r>
+      <w:r>
+        <w:rPr>
+          <w:rStyle w:val="CdigoHTML"/>
+        </w:rPr>
+        <w:t>PROPIETARIOS</w:t>
+      </w:r>
+      <w:r>
+        <w:t xml:space="preserve"> con </w:t>
+      </w:r>
+      <w:r>
+        <w:rPr>
+          <w:rStyle w:val="CdigoHTML"/>
+        </w:rPr>
+        <w:t>PROPIEDADES</w:t>
+      </w:r>
+      <w:r>
+        <w:t>.</w:t>
+      </w:r>
+    </w:p>
+    <w:p>
+      <w:pPr>
+        <w:pStyle w:val="NormalWeb"/>
+        <w:numPr>
+          <w:ilvl w:val="0"/>
+          <w:numId w:val="31"/>
+        </w:numPr>
+      </w:pPr>
+      <w:r>
+        <w:rPr>
+          <w:b/>
+          <w:bCs/>
+        </w:rPr>
+        <w:t>GESTIONA:</w:t>
+      </w:r>
+      <w:r>
+        <w:t xml:space="preserve"> Relaciona </w:t>
+      </w:r>
+      <w:r>
+        <w:rPr>
+          <w:rStyle w:val="CdigoHTML"/>
+        </w:rPr>
+        <w:t>AGENTES</w:t>
+      </w:r>
+      <w:r>
+        <w:t xml:space="preserve"> con </w:t>
+      </w:r>
+      <w:r>
+        <w:rPr>
+          <w:rStyle w:val="CdigoHTML"/>
+        </w:rPr>
+        <w:t>PROPIEDADES</w:t>
+      </w:r>
+      <w:r>
+        <w:t>.</w:t>
+      </w:r>
+    </w:p>
+    <w:p>
+      <w:pPr>
+        <w:pStyle w:val="NormalWeb"/>
+        <w:rPr>
+          <w:b/>
+          <w:bCs/>
+        </w:rPr>
+      </w:pPr>
+      <w:r>
+        <w:rPr>
+          <w:b/>
+          <w:bCs/>
+        </w:rPr>
+        <w:t>4. Cardinalidad (Aplicando la regla de extracción de máximos / Look-</w:t>
+      </w:r>
+      <w:proofErr w:type="spellStart"/>
+      <w:r>
+        <w:rPr>
+          <w:b/>
+          <w:bCs/>
+        </w:rPr>
+        <w:t>Across</w:t>
+      </w:r>
+      <w:proofErr w:type="spellEnd"/>
+      <w:r>
+        <w:rPr>
+          <w:b/>
+          <w:bCs/>
+        </w:rPr>
+        <w:t>)</w:t>
+      </w:r>
+    </w:p>
+    <w:p>
+      <w:pPr>
+        <w:pStyle w:val="NormalWeb"/>
+      </w:pPr>
+      <w:r>
+        <w:rPr>
+          <w:b/>
+          <w:bCs/>
+        </w:rPr>
+        <w:t>Dominios:</w:t>
+      </w:r>
+    </w:p>
+    <w:p>
+      <w:pPr>
+        <w:pStyle w:val="NormalWeb"/>
+        <w:numPr>
+          <w:ilvl w:val="0"/>
+          <w:numId w:val="34"/>
+        </w:numPr>
+      </w:pPr>
+      <w:r>
+        <w:rPr>
+          <w:rStyle w:val="CdigoHTML"/>
+          <w:b/>
+          <w:bCs/>
+        </w:rPr>
+        <w:t>PROPIEDADES</w:t>
+      </w:r>
+      <w:r>
+        <w:rPr>
+          <w:b/>
+          <w:bCs/>
+        </w:rPr>
+        <w:t>:</w:t>
+      </w:r>
+    </w:p>
+    <w:p>
+      <w:pPr>
+        <w:pStyle w:val="NormalWeb"/>
+        <w:numPr>
+          <w:ilvl w:val="1"/>
+          <w:numId w:val="34"/>
+        </w:numPr>
+      </w:pPr>
+      <w:r>
+        <w:rPr>
+          <w:rStyle w:val="CdigoHTML"/>
+        </w:rPr>
+        <w:t>código único</w:t>
+      </w:r>
+      <w:r>
+        <w:t>: Numérico entero o Alfanumérico (</w:t>
+      </w:r>
+      <w:proofErr w:type="spellStart"/>
+      <w:r>
+        <w:t>Integer</w:t>
+      </w:r>
+      <w:proofErr w:type="spellEnd"/>
+      <w:r>
+        <w:t xml:space="preserve"> / </w:t>
+      </w:r>
+      <w:proofErr w:type="spellStart"/>
+      <w:r>
+        <w:t>Varchar</w:t>
+      </w:r>
+      <w:proofErr w:type="spellEnd"/>
+      <w:r>
+        <w:t xml:space="preserve">). </w:t>
+      </w:r>
+    </w:p>
+    <w:p>
+      <w:pPr>
+        <w:pStyle w:val="NormalWeb"/>
+        <w:numPr>
+          <w:ilvl w:val="1"/>
+          <w:numId w:val="34"/>
+        </w:numPr>
+      </w:pPr>
+      <w:r>
+        <w:rPr>
+          <w:rStyle w:val="CdigoHTML"/>
+        </w:rPr>
+        <w:t>dirección</w:t>
+      </w:r>
+      <w:r>
+        <w:t xml:space="preserve"> (calle, número, ciudad, provincia): Cadena de texto (</w:t>
+      </w:r>
+      <w:proofErr w:type="spellStart"/>
+      <w:r>
+        <w:t>Varchar</w:t>
+      </w:r>
+      <w:proofErr w:type="spellEnd"/>
+      <w:r>
+        <w:t xml:space="preserve">). </w:t>
+      </w:r>
+    </w:p>
+    <w:p>
+      <w:pPr>
+        <w:pStyle w:val="NormalWeb"/>
+        <w:numPr>
+          <w:ilvl w:val="1"/>
+          <w:numId w:val="34"/>
+        </w:numPr>
+      </w:pPr>
+      <w:r>
+        <w:rPr>
+          <w:rStyle w:val="CdigoHTML"/>
+        </w:rPr>
+        <w:t>tipo de propiedad</w:t>
+      </w:r>
+      <w:r>
+        <w:t>: Cadena de texto (</w:t>
+      </w:r>
+      <w:proofErr w:type="spellStart"/>
+      <w:r>
+        <w:t>Varchar</w:t>
+      </w:r>
+      <w:proofErr w:type="spellEnd"/>
+      <w:r>
+        <w:t xml:space="preserve">). </w:t>
+      </w:r>
+    </w:p>
+    <w:p>
+      <w:pPr>
+        <w:pStyle w:val="NormalWeb"/>
+        <w:numPr>
+          <w:ilvl w:val="1"/>
+          <w:numId w:val="34"/>
+        </w:numPr>
+      </w:pPr>
+      <w:r>
+        <w:rPr>
+          <w:rStyle w:val="CdigoHTML"/>
+        </w:rPr>
+        <w:t>cantidad de ambientes</w:t>
+      </w:r>
+      <w:r>
+        <w:t>: Numérico entero (</w:t>
+      </w:r>
+      <w:proofErr w:type="spellStart"/>
+      <w:r>
+        <w:t>Integer</w:t>
+      </w:r>
+      <w:proofErr w:type="spellEnd"/>
+      <w:r>
+        <w:t xml:space="preserve">). </w:t>
+      </w:r>
+    </w:p>
+    <w:p>
+      <w:pPr>
+        <w:pStyle w:val="NormalWeb"/>
+        <w:numPr>
+          <w:ilvl w:val="1"/>
+          <w:numId w:val="34"/>
+        </w:numPr>
+      </w:pPr>
+      <w:r>
+        <w:rPr>
+          <w:rStyle w:val="CdigoHTML"/>
+        </w:rPr>
+        <w:t>superficie total</w:t>
+      </w:r>
+      <w:r>
+        <w:t>: Numérico decimal (</w:t>
+      </w:r>
+      <w:proofErr w:type="spellStart"/>
+      <w:r>
+        <w:t>Float</w:t>
+      </w:r>
+      <w:proofErr w:type="spellEnd"/>
+      <w:r>
+        <w:t xml:space="preserve"> / </w:t>
+      </w:r>
+      <w:proofErr w:type="spellStart"/>
+      <w:r>
+        <w:t>Double</w:t>
+      </w:r>
+      <w:proofErr w:type="spellEnd"/>
+      <w:r>
+        <w:t xml:space="preserve">). </w:t>
+      </w:r>
+    </w:p>
+    <w:p>
+      <w:pPr>
+        <w:pStyle w:val="NormalWeb"/>
+        <w:numPr>
+          <w:ilvl w:val="1"/>
+          <w:numId w:val="34"/>
+        </w:numPr>
+      </w:pPr>
+      <w:r>
+        <w:rPr>
+          <w:rStyle w:val="CdigoHTML"/>
+        </w:rPr>
+        <w:t>precio</w:t>
+      </w:r>
+      <w:r>
+        <w:t>: Numérico decimal (</w:t>
+      </w:r>
+      <w:proofErr w:type="spellStart"/>
+      <w:r>
+        <w:t>Double</w:t>
+      </w:r>
+      <w:proofErr w:type="spellEnd"/>
+      <w:r>
+        <w:t xml:space="preserve"> / Decimal). </w:t>
+      </w:r>
+    </w:p>
+    <w:p>
+      <w:pPr>
+        <w:pStyle w:val="NormalWeb"/>
+        <w:numPr>
+          <w:ilvl w:val="1"/>
+          <w:numId w:val="34"/>
+        </w:numPr>
+      </w:pPr>
+      <w:r>
+        <w:rPr>
+          <w:rStyle w:val="CdigoHTML"/>
+        </w:rPr>
+        <w:lastRenderedPageBreak/>
+        <w:t>disponibilidad</w:t>
+      </w:r>
+      <w:r>
+        <w:t xml:space="preserve">: Booleano (True/False o 1/0). </w:t>
+      </w:r>
+    </w:p>
+    <w:p>
+      <w:pPr>
+        <w:pStyle w:val="NormalWeb"/>
+        <w:numPr>
+          <w:ilvl w:val="0"/>
+          <w:numId w:val="34"/>
+        </w:numPr>
+      </w:pPr>
+      <w:r>
+        <w:rPr>
+          <w:rStyle w:val="CdigoHTML"/>
+          <w:b/>
+          <w:bCs/>
+        </w:rPr>
+        <w:t>PROPIETARIOS</w:t>
+      </w:r>
+      <w:r>
+        <w:rPr>
+          <w:b/>
+          <w:bCs/>
+        </w:rPr>
+        <w:t>:</w:t>
+      </w:r>
+    </w:p>
+    <w:p>
+      <w:pPr>
+        <w:pStyle w:val="NormalWeb"/>
+        <w:numPr>
+          <w:ilvl w:val="1"/>
+          <w:numId w:val="34"/>
+        </w:numPr>
+      </w:pPr>
+      <w:r>
+        <w:rPr>
+          <w:rStyle w:val="CdigoHTML"/>
+        </w:rPr>
+        <w:t>DNI</w:t>
+      </w:r>
+      <w:r>
+        <w:t>: Numérico entero (</w:t>
+      </w:r>
+      <w:proofErr w:type="spellStart"/>
+      <w:r>
+        <w:t>Integer</w:t>
+      </w:r>
+      <w:proofErr w:type="spellEnd"/>
+      <w:r>
+        <w:t xml:space="preserve">). </w:t>
+      </w:r>
+    </w:p>
+    <w:p>
+      <w:pPr>
+        <w:pStyle w:val="NormalWeb"/>
+        <w:numPr>
+          <w:ilvl w:val="1"/>
+          <w:numId w:val="34"/>
+        </w:numPr>
+      </w:pPr>
+      <w:r>
+        <w:rPr>
+          <w:rStyle w:val="CdigoHTML"/>
+        </w:rPr>
+        <w:t>nombre</w:t>
+      </w:r>
+      <w:r>
+        <w:t xml:space="preserve">, </w:t>
+      </w:r>
+      <w:r>
+        <w:rPr>
+          <w:rStyle w:val="CdigoHTML"/>
+        </w:rPr>
+        <w:t>apellido</w:t>
+      </w:r>
+      <w:r>
+        <w:t xml:space="preserve">, </w:t>
+      </w:r>
+      <w:r>
+        <w:rPr>
+          <w:rStyle w:val="CdigoHTML"/>
+        </w:rPr>
+        <w:t>correo electrónico</w:t>
+      </w:r>
+      <w:r>
+        <w:t>: Cadena de texto (</w:t>
+      </w:r>
+      <w:proofErr w:type="spellStart"/>
+      <w:r>
+        <w:t>Varchar</w:t>
+      </w:r>
+      <w:proofErr w:type="spellEnd"/>
+      <w:r>
+        <w:t xml:space="preserve">). </w:t>
+      </w:r>
+    </w:p>
+    <w:p>
+      <w:pPr>
+        <w:pStyle w:val="NormalWeb"/>
+        <w:numPr>
+          <w:ilvl w:val="1"/>
+          <w:numId w:val="34"/>
+        </w:numPr>
+      </w:pPr>
+      <w:r>
+        <w:rPr>
+          <w:rStyle w:val="CdigoHTML"/>
+        </w:rPr>
+        <w:t>teléfono</w:t>
+      </w:r>
+      <w:r>
+        <w:t>: Cadena de texto (</w:t>
+      </w:r>
+      <w:proofErr w:type="spellStart"/>
+      <w:r>
+        <w:t>Varchar</w:t>
+      </w:r>
+      <w:proofErr w:type="spellEnd"/>
+      <w:r>
+        <w:t xml:space="preserve">). </w:t>
+      </w:r>
+    </w:p>
+    <w:p>
+      <w:pPr>
+        <w:pStyle w:val="NormalWeb"/>
+        <w:numPr>
+          <w:ilvl w:val="0"/>
+          <w:numId w:val="34"/>
+        </w:numPr>
+      </w:pPr>
+      <w:r>
+        <w:rPr>
+          <w:rStyle w:val="CdigoHTML"/>
+          <w:b/>
+          <w:bCs/>
+        </w:rPr>
+        <w:t>AGENTES</w:t>
+      </w:r>
+      <w:r>
+        <w:rPr>
+          <w:b/>
+          <w:bCs/>
+        </w:rPr>
+        <w:t>:</w:t>
+      </w:r>
+    </w:p>
+    <w:p>
+      <w:pPr>
+        <w:pStyle w:val="NormalWeb"/>
+        <w:numPr>
+          <w:ilvl w:val="1"/>
+          <w:numId w:val="34"/>
+        </w:numPr>
+      </w:pPr>
+      <w:r>
+        <w:rPr>
+          <w:rStyle w:val="CdigoHTML"/>
+        </w:rPr>
+        <w:t>número de legajo</w:t>
+      </w:r>
+      <w:r>
+        <w:t>: Numérico entero (</w:t>
+      </w:r>
+      <w:proofErr w:type="spellStart"/>
+      <w:r>
+        <w:t>Integer</w:t>
+      </w:r>
+      <w:proofErr w:type="spellEnd"/>
+      <w:r>
+        <w:t xml:space="preserve">). </w:t>
+      </w:r>
+    </w:p>
+    <w:p>
+      <w:pPr>
+        <w:pStyle w:val="NormalWeb"/>
+        <w:numPr>
+          <w:ilvl w:val="1"/>
+          <w:numId w:val="34"/>
+        </w:numPr>
+      </w:pPr>
+      <w:r>
+        <w:rPr>
+          <w:rStyle w:val="CdigoHTML"/>
+        </w:rPr>
+        <w:t>nombre</w:t>
+      </w:r>
+      <w:r>
+        <w:t xml:space="preserve">, </w:t>
+      </w:r>
+      <w:r>
+        <w:rPr>
+          <w:rStyle w:val="CdigoHTML"/>
+        </w:rPr>
+        <w:t>apellido</w:t>
+      </w:r>
+      <w:r>
+        <w:t>: Cadena de texto (</w:t>
+      </w:r>
+      <w:proofErr w:type="spellStart"/>
+      <w:r>
+        <w:t>Varchar</w:t>
+      </w:r>
+      <w:proofErr w:type="spellEnd"/>
+      <w:r>
+        <w:t xml:space="preserve">). </w:t>
+      </w:r>
+    </w:p>
+    <w:p>
+      <w:pPr>
+        <w:pStyle w:val="NormalWeb"/>
+        <w:numPr>
+          <w:ilvl w:val="1"/>
+          <w:numId w:val="34"/>
+        </w:numPr>
+      </w:pPr>
+      <w:r>
+        <w:rPr>
+          <w:rStyle w:val="CdigoHTML"/>
+        </w:rPr>
+        <w:t>teléfono</w:t>
+      </w:r>
+      <w:r>
+        <w:t>: Cadena de texto (</w:t>
+      </w:r>
+      <w:proofErr w:type="spellStart"/>
+      <w:r>
+        <w:t>Varchar</w:t>
+      </w:r>
+      <w:proofErr w:type="spellEnd"/>
+      <w:r>
+        <w:t xml:space="preserve">). </w:t>
+      </w:r>
+    </w:p>
+    <w:p>
+      <w:pPr>
+        <w:pStyle w:val="NormalWeb"/>
+      </w:pPr>
+      <w:r>
+        <w:rPr>
+          <w:b/>
+          <w:bCs/>
+        </w:rPr>
+        <w:t>Grado de las relaciones:</w:t>
+      </w:r>
+    </w:p>
+    <w:p>
+      <w:pPr>
+        <w:pStyle w:val="NormalWeb"/>
+        <w:numPr>
+          <w:ilvl w:val="0"/>
+          <w:numId w:val="35"/>
+        </w:numPr>
+      </w:pPr>
+      <w:r>
+        <w:rPr>
+          <w:rStyle w:val="CdigoHTML"/>
+          <w:b/>
+          <w:bCs/>
+        </w:rPr>
+        <w:t>PERTENECE</w:t>
+      </w:r>
+      <w:r>
+        <w:rPr>
+          <w:b/>
+          <w:bCs/>
+        </w:rPr>
+        <w:t>:</w:t>
+      </w:r>
+      <w:r>
+        <w:t xml:space="preserve"> Es de </w:t>
+      </w:r>
+      <w:r>
+        <w:rPr>
+          <w:b/>
+          <w:bCs/>
+        </w:rPr>
+        <w:t>Grado 2 (Binaria)</w:t>
+      </w:r>
+      <w:r>
+        <w:t>, ya que conecta únicamente dos entidades (</w:t>
+      </w:r>
+      <w:r>
+        <w:rPr>
+          <w:rStyle w:val="CdigoHTML"/>
+        </w:rPr>
+        <w:t>PROPIETARIOS</w:t>
+      </w:r>
+      <w:r>
+        <w:t xml:space="preserve"> y </w:t>
+      </w:r>
+      <w:r>
+        <w:rPr>
+          <w:rStyle w:val="CdigoHTML"/>
+        </w:rPr>
+        <w:t>PROPIEDADES</w:t>
+      </w:r>
+      <w:r>
+        <w:t xml:space="preserve">). </w:t>
+      </w:r>
+    </w:p>
+    <w:p>
+      <w:pPr>
+        <w:pStyle w:val="NormalWeb"/>
+        <w:numPr>
+          <w:ilvl w:val="0"/>
+          <w:numId w:val="35"/>
+        </w:numPr>
+      </w:pPr>
+      <w:r>
+        <w:rPr>
+          <w:rStyle w:val="CdigoHTML"/>
+          <w:b/>
+          <w:bCs/>
+        </w:rPr>
+        <w:t>GESTIONA</w:t>
+      </w:r>
+      <w:r>
+        <w:rPr>
+          <w:b/>
+          <w:bCs/>
+        </w:rPr>
+        <w:t>:</w:t>
+      </w:r>
+      <w:r>
+        <w:t xml:space="preserve"> Es de </w:t>
+      </w:r>
+      <w:r>
+        <w:rPr>
+          <w:b/>
+          <w:bCs/>
+        </w:rPr>
+        <w:t>Grado 2 (Binaria)</w:t>
+      </w:r>
+      <w:r>
+        <w:t>, ya que conecta únicamente dos entidades (</w:t>
+      </w:r>
+      <w:r>
+        <w:rPr>
+          <w:rStyle w:val="CdigoHTML"/>
+        </w:rPr>
+        <w:t>AGENTES</w:t>
+      </w:r>
+      <w:r>
+        <w:t xml:space="preserve"> y </w:t>
+      </w:r>
+      <w:r>
+        <w:rPr>
+          <w:rStyle w:val="CdigoHTML"/>
+        </w:rPr>
+        <w:t>PROPIEDADES</w:t>
+      </w:r>
+      <w:r>
+        <w:t xml:space="preserve">). </w:t>
+      </w:r>
+    </w:p>
+    <w:p>
+      <w:pPr>
+        <w:pStyle w:val="NormalWeb"/>
+      </w:pPr>
+    </w:p>
+    <w:p>
+      <w:pPr>
+        <w:pStyle w:val="NormalWeb"/>
+        <w:numPr>
+          <w:ilvl w:val="0"/>
+          <w:numId w:val="32"/>
+        </w:numPr>
+      </w:pPr>
+      <w:r>
+        <w:rPr>
+          <w:b/>
+          <w:bCs/>
+        </w:rPr>
+        <w:t>Relación PERTENECE:</w:t>
+      </w:r>
+    </w:p>
+    <w:p>
+      <w:pPr>
+        <w:pStyle w:val="NormalWeb"/>
+        <w:numPr>
+          <w:ilvl w:val="1"/>
+          <w:numId w:val="32"/>
+        </w:numPr>
+      </w:pPr>
+      <w:r>
+        <w:t>Ida (</w:t>
+      </w:r>
+      <w:r>
+        <w:rPr>
+          <w:rStyle w:val="CdigoHTML"/>
+        </w:rPr>
+        <w:t>PROPIETARIOS</w:t>
+      </w:r>
+      <w:r>
+        <w:t xml:space="preserve"> </w:t>
+      </w:r>
+      <w:r>
+        <w:rPr>
+          <w:rStyle w:val="math-inline"/>
+        </w:rPr>
+        <w:t>$\</w:t>
+      </w:r>
+      <w:proofErr w:type="spellStart"/>
+      <w:r>
+        <w:rPr>
+          <w:rStyle w:val="math-inline"/>
+        </w:rPr>
+        <w:t>rightarrow</w:t>
+      </w:r>
+      <w:proofErr w:type="spellEnd"/>
+      <w:r>
+        <w:rPr>
+          <w:rStyle w:val="math-inline"/>
+        </w:rPr>
+        <w:t>$</w:t>
+      </w:r>
+      <w:r>
+        <w:t xml:space="preserve"> </w:t>
+      </w:r>
+      <w:r>
+        <w:rPr>
+          <w:rStyle w:val="CdigoHTML"/>
+        </w:rPr>
+        <w:t>PROPIEDADES</w:t>
+      </w:r>
+      <w:r>
+        <w:t xml:space="preserve">): El enunciado dicta que "un propietario puede tener varias propiedades". El valor extraído es </w:t>
+      </w:r>
+      <w:r>
+        <w:rPr>
+          <w:b/>
+          <w:bCs/>
+        </w:rPr>
+        <w:t>N</w:t>
+      </w:r>
+      <w:r>
+        <w:t xml:space="preserve">. Esta N se anota gráficamente tocando la caja de </w:t>
+      </w:r>
+      <w:r>
+        <w:rPr>
+          <w:rStyle w:val="CdigoHTML"/>
+        </w:rPr>
+        <w:t>PROPIEDADES</w:t>
+      </w:r>
+      <w:r>
+        <w:t>.</w:t>
+      </w:r>
+    </w:p>
+    <w:p>
+      <w:pPr>
+        <w:pStyle w:val="NormalWeb"/>
+        <w:numPr>
+          <w:ilvl w:val="1"/>
+          <w:numId w:val="32"/>
+        </w:numPr>
+      </w:pPr>
+      <w:r>
+        <w:t>Vuelta (</w:t>
+      </w:r>
+      <w:r>
+        <w:rPr>
+          <w:rStyle w:val="CdigoHTML"/>
+        </w:rPr>
+        <w:t>PROPIEDADES</w:t>
+      </w:r>
+      <w:r>
+        <w:t xml:space="preserve"> </w:t>
+      </w:r>
+      <w:r>
+        <w:rPr>
+          <w:rStyle w:val="math-inline"/>
+        </w:rPr>
+        <w:t>$\</w:t>
+      </w:r>
+      <w:proofErr w:type="spellStart"/>
+      <w:r>
+        <w:rPr>
+          <w:rStyle w:val="math-inline"/>
+        </w:rPr>
+        <w:t>rightarrow</w:t>
+      </w:r>
+      <w:proofErr w:type="spellEnd"/>
+      <w:r>
+        <w:rPr>
+          <w:rStyle w:val="math-inline"/>
+        </w:rPr>
+        <w:t>$</w:t>
+      </w:r>
+      <w:r>
+        <w:t xml:space="preserve"> </w:t>
+      </w:r>
+      <w:r>
+        <w:rPr>
+          <w:rStyle w:val="CdigoHTML"/>
+        </w:rPr>
+        <w:t>PROPIETARIOS</w:t>
+      </w:r>
+      <w:r>
+        <w:t xml:space="preserve">): El enunciado dicta que "una propiedad pertenece a un único propietario". El valor extraído es </w:t>
+      </w:r>
+      <w:r>
+        <w:rPr>
+          <w:b/>
+          <w:bCs/>
+        </w:rPr>
+        <w:t>1</w:t>
+      </w:r>
+      <w:r>
+        <w:t xml:space="preserve">. Este 1 se anota gráficamente tocando la caja de </w:t>
+      </w:r>
+      <w:r>
+        <w:rPr>
+          <w:rStyle w:val="CdigoHTML"/>
+        </w:rPr>
+        <w:t>PROPIETARIOS</w:t>
+      </w:r>
+      <w:r>
+        <w:t>.</w:t>
+      </w:r>
+    </w:p>
+    <w:p>
+      <w:pPr>
+        <w:pStyle w:val="NormalWeb"/>
+        <w:numPr>
+          <w:ilvl w:val="1"/>
+          <w:numId w:val="32"/>
+        </w:numPr>
+      </w:pPr>
+      <w:r>
+        <w:rPr>
+          <w:b/>
+          <w:bCs/>
+        </w:rPr>
+        <w:t>Resultado:</w:t>
+      </w:r>
+      <w:r>
+        <w:t xml:space="preserve"> Relación </w:t>
+      </w:r>
+      <w:proofErr w:type="gramStart"/>
+      <w:r>
+        <w:rPr>
+          <w:b/>
+          <w:bCs/>
+        </w:rPr>
+        <w:t>1:N</w:t>
+      </w:r>
+      <w:r>
+        <w:t>.</w:t>
+      </w:r>
+      <w:proofErr w:type="gramEnd"/>
+    </w:p>
+    <w:p>
+      <w:pPr>
+        <w:pStyle w:val="NormalWeb"/>
+        <w:numPr>
+          <w:ilvl w:val="0"/>
+          <w:numId w:val="32"/>
+        </w:numPr>
+      </w:pPr>
+      <w:r>
+        <w:rPr>
+          <w:b/>
+          <w:bCs/>
+        </w:rPr>
+        <w:t>Relación GESTIONA:</w:t>
+      </w:r>
+    </w:p>
+    <w:p>
+      <w:pPr>
+        <w:pStyle w:val="NormalWeb"/>
+        <w:numPr>
+          <w:ilvl w:val="1"/>
+          <w:numId w:val="32"/>
+        </w:numPr>
+      </w:pPr>
+      <w:r>
+        <w:t>Ida (</w:t>
+      </w:r>
+      <w:r>
+        <w:rPr>
+          <w:rStyle w:val="CdigoHTML"/>
+        </w:rPr>
+        <w:t>AGENTES</w:t>
+      </w:r>
+      <w:r>
+        <w:t xml:space="preserve"> </w:t>
+      </w:r>
+      <w:r>
+        <w:rPr>
+          <w:rStyle w:val="math-inline"/>
+        </w:rPr>
+        <w:t>$\</w:t>
+      </w:r>
+      <w:proofErr w:type="spellStart"/>
+      <w:r>
+        <w:rPr>
+          <w:rStyle w:val="math-inline"/>
+        </w:rPr>
+        <w:t>rightarrow</w:t>
+      </w:r>
+      <w:proofErr w:type="spellEnd"/>
+      <w:r>
+        <w:rPr>
+          <w:rStyle w:val="math-inline"/>
+        </w:rPr>
+        <w:t>$</w:t>
+      </w:r>
+      <w:r>
+        <w:t xml:space="preserve"> </w:t>
+      </w:r>
+      <w:r>
+        <w:rPr>
+          <w:rStyle w:val="CdigoHTML"/>
+        </w:rPr>
+        <w:t>PROPIEDADES</w:t>
+      </w:r>
+      <w:r>
+        <w:t xml:space="preserve">): Por lógica operativa del negocio, un agente gestiona múltiples inmuebles simultáneamente. El valor extraído es </w:t>
+      </w:r>
+      <w:r>
+        <w:rPr>
+          <w:b/>
+          <w:bCs/>
+        </w:rPr>
+        <w:t>N</w:t>
+      </w:r>
+      <w:r>
+        <w:t xml:space="preserve">. Esta N se anota gráficamente tocando la caja de </w:t>
+      </w:r>
+      <w:r>
+        <w:rPr>
+          <w:rStyle w:val="CdigoHTML"/>
+        </w:rPr>
+        <w:t>PROPIEDADES</w:t>
+      </w:r>
+      <w:r>
+        <w:t>.</w:t>
+      </w:r>
+    </w:p>
+    <w:p>
+      <w:pPr>
+        <w:pStyle w:val="NormalWeb"/>
+        <w:numPr>
+          <w:ilvl w:val="1"/>
+          <w:numId w:val="32"/>
+        </w:numPr>
+      </w:pPr>
+      <w:r>
+        <w:t>Vuelta (</w:t>
+      </w:r>
+      <w:r>
+        <w:rPr>
+          <w:rStyle w:val="CdigoHTML"/>
+        </w:rPr>
+        <w:t>PROPIEDADES</w:t>
+      </w:r>
+      <w:r>
+        <w:t xml:space="preserve"> </w:t>
+      </w:r>
+      <w:r>
+        <w:rPr>
+          <w:rStyle w:val="math-inline"/>
+        </w:rPr>
+        <w:t>$\</w:t>
+      </w:r>
+      <w:proofErr w:type="spellStart"/>
+      <w:r>
+        <w:rPr>
+          <w:rStyle w:val="math-inline"/>
+        </w:rPr>
+        <w:t>rightarrow</w:t>
+      </w:r>
+      <w:proofErr w:type="spellEnd"/>
+      <w:r>
+        <w:rPr>
+          <w:rStyle w:val="math-inline"/>
+        </w:rPr>
+        <w:t>$</w:t>
+      </w:r>
+      <w:r>
+        <w:t xml:space="preserve"> </w:t>
+      </w:r>
+      <w:r>
+        <w:rPr>
+          <w:rStyle w:val="CdigoHTML"/>
+        </w:rPr>
+        <w:t>AGENTES</w:t>
+      </w:r>
+      <w:r>
+        <w:t xml:space="preserve">): El texto restringe que "cada propiedad debe tener un agente asignado". El valor extraído es </w:t>
+      </w:r>
+      <w:r>
+        <w:rPr>
+          <w:b/>
+          <w:bCs/>
+        </w:rPr>
+        <w:t>1</w:t>
+      </w:r>
+      <w:r>
+        <w:t xml:space="preserve">. Este 1 se anota gráficamente tocando la caja de </w:t>
+      </w:r>
+      <w:r>
+        <w:rPr>
+          <w:rStyle w:val="CdigoHTML"/>
+        </w:rPr>
+        <w:t>AGENTES</w:t>
+      </w:r>
+      <w:r>
+        <w:t>.</w:t>
+      </w:r>
+    </w:p>
+    <w:p>
+      <w:pPr>
+        <w:pStyle w:val="NormalWeb"/>
+        <w:numPr>
+          <w:ilvl w:val="1"/>
+          <w:numId w:val="32"/>
+        </w:numPr>
+      </w:pPr>
+      <w:r>
+        <w:rPr>
+          <w:b/>
+          <w:bCs/>
+        </w:rPr>
+        <w:t>Resultado:</w:t>
+      </w:r>
+      <w:r>
+        <w:t xml:space="preserve"> Relación </w:t>
+      </w:r>
+      <w:proofErr w:type="gramStart"/>
+      <w:r>
+        <w:rPr>
+          <w:b/>
+          <w:bCs/>
+        </w:rPr>
+        <w:t>1:N</w:t>
+      </w:r>
+      <w:r>
+        <w:t>.</w:t>
+      </w:r>
+      <w:proofErr w:type="gramEnd"/>
+    </w:p>
+    <w:p>
+      <w:pPr>
+        <w:pStyle w:val="NormalWeb"/>
+      </w:pPr>
+      <w:r>
+        <w:rPr>
+          <w:b/>
+          <w:bCs/>
+        </w:rPr>
+        <w:t>5. Claves Primarias</w:t>
+      </w:r>
+    </w:p>
+    <w:p>
+      <w:pPr>
+        <w:pStyle w:val="NormalWeb"/>
+      </w:pPr>
+      <w:r>
+        <w:t>El texto del problema ya establece los identificadores unívocos para cada entidad:</w:t>
+      </w:r>
+    </w:p>
+    <w:p>
+      <w:pPr>
+        <w:pStyle w:val="NormalWeb"/>
+        <w:numPr>
+          <w:ilvl w:val="0"/>
+          <w:numId w:val="33"/>
+        </w:numPr>
+      </w:pPr>
+      <w:r>
+        <w:t xml:space="preserve">Para </w:t>
+      </w:r>
+      <w:r>
+        <w:rPr>
+          <w:rStyle w:val="CdigoHTML"/>
+        </w:rPr>
+        <w:t>PROPIEDADES</w:t>
+      </w:r>
+      <w:r>
+        <w:t xml:space="preserve">: </w:t>
+      </w:r>
+      <w:r>
+        <w:rPr>
+          <w:b/>
+          <w:bCs/>
+        </w:rPr>
+        <w:t>código único</w:t>
+      </w:r>
+      <w:r>
+        <w:t>.</w:t>
+      </w:r>
+    </w:p>
+    <w:p>
+      <w:pPr>
+        <w:pStyle w:val="NormalWeb"/>
+        <w:numPr>
+          <w:ilvl w:val="0"/>
+          <w:numId w:val="33"/>
+        </w:numPr>
+      </w:pPr>
+      <w:r>
+        <w:t xml:space="preserve">Para </w:t>
+      </w:r>
+      <w:r>
+        <w:rPr>
+          <w:rStyle w:val="CdigoHTML"/>
+        </w:rPr>
+        <w:t>PROPIETARIOS</w:t>
+      </w:r>
+      <w:r>
+        <w:t xml:space="preserve">: </w:t>
+      </w:r>
+      <w:r>
+        <w:rPr>
+          <w:b/>
+          <w:bCs/>
+        </w:rPr>
+        <w:t>DNI</w:t>
+      </w:r>
+      <w:r>
+        <w:t>.</w:t>
+      </w:r>
+    </w:p>
+    <w:p>
+      <w:pPr>
+        <w:pStyle w:val="NormalWeb"/>
+        <w:numPr>
+          <w:ilvl w:val="0"/>
+          <w:numId w:val="33"/>
+        </w:numPr>
+      </w:pPr>
+      <w:r>
+        <w:t xml:space="preserve">Para </w:t>
+      </w:r>
+      <w:r>
+        <w:rPr>
+          <w:rStyle w:val="CdigoHTML"/>
+        </w:rPr>
+        <w:t>AGENTES</w:t>
+      </w:r>
+      <w:r>
+        <w:t xml:space="preserve">: </w:t>
+      </w:r>
+      <w:r>
+        <w:rPr>
+          <w:b/>
+          <w:bCs/>
+        </w:rPr>
+        <w:t>número de legajo</w:t>
+      </w:r>
+      <w:r>
+        <w:t>.</w:t>
+      </w:r>
+    </w:p>
+    <w:p>
+      <w:pPr>
+        <w:pStyle w:val="NormalWeb"/>
+      </w:pPr>
+      <w:r>
+        <w:rPr>
+          <w:b/>
+          <w:bCs/>
+        </w:rPr>
+        <w:t>6. Análisis Crítico / Mejoras</w:t>
+      </w:r>
+    </w:p>
+    <w:p>
+      <w:pPr>
+        <w:pStyle w:val="NormalWeb"/>
+      </w:pPr>
+      <w:r>
+        <w:t>Mantener "tipo de propiedad" (casa, departamento, local, etc.) como un atributo de texto libre generará inconsistencias en la carga de datos (por ejemplo, escribir "</w:t>
+      </w:r>
+      <w:proofErr w:type="spellStart"/>
+      <w:r>
+        <w:t>depto</w:t>
+      </w:r>
+      <w:proofErr w:type="spellEnd"/>
+      <w:r>
+        <w:t xml:space="preserve">", </w:t>
+      </w:r>
+      <w:r>
+        <w:lastRenderedPageBreak/>
+        <w:t>"departamento" o "</w:t>
+      </w:r>
+      <w:proofErr w:type="spellStart"/>
+      <w:r>
+        <w:t>Dpto</w:t>
+      </w:r>
+      <w:proofErr w:type="spellEnd"/>
+      <w:r>
+        <w:t xml:space="preserve">"). La corrección racional es extraer este atributo y crear una entidad paramétrica </w:t>
+      </w:r>
+      <w:r>
+        <w:rPr>
+          <w:rStyle w:val="CdigoHTML"/>
+        </w:rPr>
+        <w:t>TIPO_PROPIEDAD</w:t>
+      </w:r>
+      <w:r>
+        <w:t xml:space="preserve">, vinculada a </w:t>
+      </w:r>
+      <w:r>
+        <w:rPr>
+          <w:rStyle w:val="CdigoHTML"/>
+        </w:rPr>
+        <w:t>PROPIEDADES</w:t>
+      </w:r>
+      <w:r>
+        <w:t xml:space="preserve"> mediante una relación </w:t>
+      </w:r>
+      <w:proofErr w:type="gramStart"/>
+      <w:r>
+        <w:t>1:N.</w:t>
+      </w:r>
+      <w:proofErr w:type="gramEnd"/>
     </w:p>
     <w:p/>
     <w:sectPr>
@@ -2045,6 +3461,155 @@
     </w:lvl>
   </w:abstractNum>
   <w:abstractNum w:abstractNumId="5" w15:restartNumberingAfterBreak="0">
+    <w:nsid w:val="19550468"/>
+    <w:multiLevelType w:val="multilevel"/>
+    <w:tmpl w:val="8BF6E9E2"/>
+    <w:lvl w:ilvl="0">
+      <w:start w:val="1"/>
+      <w:numFmt w:val="bullet"/>
+      <w:lvlText w:val=""/>
+      <w:lvlJc w:val="left"/>
+      <w:pPr>
+        <w:tabs>
+          <w:tab w:val="num" w:pos="720"/>
+        </w:tabs>
+        <w:ind w:left="720" w:hanging="360"/>
+      </w:pPr>
+      <w:rPr>
+        <w:rFonts w:ascii="Symbol" w:hAnsi="Symbol" w:hint="default"/>
+        <w:sz w:val="20"/>
+      </w:rPr>
+    </w:lvl>
+    <w:lvl w:ilvl="1" w:tentative="1">
+      <w:start w:val="1"/>
+      <w:numFmt w:val="bullet"/>
+      <w:lvlText w:val="o"/>
+      <w:lvlJc w:val="left"/>
+      <w:pPr>
+        <w:tabs>
+          <w:tab w:val="num" w:pos="1440"/>
+        </w:tabs>
+        <w:ind w:left="1440" w:hanging="360"/>
+      </w:pPr>
+      <w:rPr>
+        <w:rFonts w:ascii="Courier New" w:hAnsi="Courier New" w:hint="default"/>
+        <w:sz w:val="20"/>
+      </w:rPr>
+    </w:lvl>
+    <w:lvl w:ilvl="2" w:tentative="1">
+      <w:start w:val="1"/>
+      <w:numFmt w:val="bullet"/>
+      <w:lvlText w:val=""/>
+      <w:lvlJc w:val="left"/>
+      <w:pPr>
+        <w:tabs>
+          <w:tab w:val="num" w:pos="2160"/>
+        </w:tabs>
+        <w:ind w:left="2160" w:hanging="360"/>
+      </w:pPr>
+      <w:rPr>
+        <w:rFonts w:ascii="Wingdings" w:hAnsi="Wingdings" w:hint="default"/>
+        <w:sz w:val="20"/>
+      </w:rPr>
+    </w:lvl>
+    <w:lvl w:ilvl="3" w:tentative="1">
+      <w:start w:val="1"/>
+      <w:numFmt w:val="bullet"/>
+      <w:lvlText w:val=""/>
+      <w:lvlJc w:val="left"/>
+      <w:pPr>
+        <w:tabs>
+          <w:tab w:val="num" w:pos="2880"/>
+        </w:tabs>
+        <w:ind w:left="2880" w:hanging="360"/>
+      </w:pPr>
+      <w:rPr>
+        <w:rFonts w:ascii="Wingdings" w:hAnsi="Wingdings" w:hint="default"/>
+        <w:sz w:val="20"/>
+      </w:rPr>
+    </w:lvl>
+    <w:lvl w:ilvl="4" w:tentative="1">
+      <w:start w:val="1"/>
+      <w:numFmt w:val="bullet"/>
+      <w:lvlText w:val=""/>
+      <w:lvlJc w:val="left"/>
+      <w:pPr>
+        <w:tabs>
+          <w:tab w:val="num" w:pos="3600"/>
+        </w:tabs>
+        <w:ind w:left="3600" w:hanging="360"/>
+      </w:pPr>
+      <w:rPr>
+        <w:rFonts w:ascii="Wingdings" w:hAnsi="Wingdings" w:hint="default"/>
+        <w:sz w:val="20"/>
+      </w:rPr>
+    </w:lvl>
+    <w:lvl w:ilvl="5" w:tentative="1">
+      <w:start w:val="1"/>
+      <w:numFmt w:val="bullet"/>
+      <w:lvlText w:val=""/>
+      <w:lvlJc w:val="left"/>
+      <w:pPr>
+        <w:tabs>
+          <w:tab w:val="num" w:pos="4320"/>
+        </w:tabs>
+        <w:ind w:left="4320" w:hanging="360"/>
+      </w:pPr>
+      <w:rPr>
+        <w:rFonts w:ascii="Wingdings" w:hAnsi="Wingdings" w:hint="default"/>
+        <w:sz w:val="20"/>
+      </w:rPr>
+    </w:lvl>
+    <w:lvl w:ilvl="6" w:tentative="1">
+      <w:start w:val="1"/>
+      <w:numFmt w:val="bullet"/>
+      <w:lvlText w:val=""/>
+      <w:lvlJc w:val="left"/>
+      <w:pPr>
+        <w:tabs>
+          <w:tab w:val="num" w:pos="5040"/>
+        </w:tabs>
+        <w:ind w:left="5040" w:hanging="360"/>
+      </w:pPr>
+      <w:rPr>
+        <w:rFonts w:ascii="Wingdings" w:hAnsi="Wingdings" w:hint="default"/>
+        <w:sz w:val="20"/>
+      </w:rPr>
+    </w:lvl>
+    <w:lvl w:ilvl="7" w:tentative="1">
+      <w:start w:val="1"/>
+      <w:numFmt w:val="bullet"/>
+      <w:lvlText w:val=""/>
+      <w:lvlJc w:val="left"/>
+      <w:pPr>
+        <w:tabs>
+          <w:tab w:val="num" w:pos="5760"/>
+        </w:tabs>
+        <w:ind w:left="5760" w:hanging="360"/>
+      </w:pPr>
+      <w:rPr>
+        <w:rFonts w:ascii="Wingdings" w:hAnsi="Wingdings" w:hint="default"/>
+        <w:sz w:val="20"/>
+      </w:rPr>
+    </w:lvl>
+    <w:lvl w:ilvl="8" w:tentative="1">
+      <w:start w:val="1"/>
+      <w:numFmt w:val="bullet"/>
+      <w:lvlText w:val=""/>
+      <w:lvlJc w:val="left"/>
+      <w:pPr>
+        <w:tabs>
+          <w:tab w:val="num" w:pos="6480"/>
+        </w:tabs>
+        <w:ind w:left="6480" w:hanging="360"/>
+      </w:pPr>
+      <w:rPr>
+        <w:rFonts w:ascii="Wingdings" w:hAnsi="Wingdings" w:hint="default"/>
+        <w:sz w:val="20"/>
+      </w:rPr>
+    </w:lvl>
+  </w:abstractNum>
+  <w:abstractNum w:abstractNumId="6" w15:restartNumberingAfterBreak="0">
     <w:nsid w:val="1D557256"/>
     <w:multiLevelType w:val="multilevel"/>
     <w:tmpl w:val="415E42AC"/>
@@ -2193,7 +3758,156 @@
       </w:rPr>
     </w:lvl>
   </w:abstractNum>
-  <w:abstractNum w:abstractNumId="6" w15:restartNumberingAfterBreak="0">
+  <w:abstractNum w:abstractNumId="7" w15:restartNumberingAfterBreak="0">
+    <w:nsid w:val="1EC63F2A"/>
+    <w:multiLevelType w:val="multilevel"/>
+    <w:tmpl w:val="E3E6ACE8"/>
+    <w:lvl w:ilvl="0">
+      <w:start w:val="1"/>
+      <w:numFmt w:val="bullet"/>
+      <w:lvlText w:val=""/>
+      <w:lvlJc w:val="left"/>
+      <w:pPr>
+        <w:tabs>
+          <w:tab w:val="num" w:pos="720"/>
+        </w:tabs>
+        <w:ind w:left="720" w:hanging="360"/>
+      </w:pPr>
+      <w:rPr>
+        <w:rFonts w:ascii="Symbol" w:hAnsi="Symbol" w:hint="default"/>
+        <w:sz w:val="20"/>
+      </w:rPr>
+    </w:lvl>
+    <w:lvl w:ilvl="1" w:tentative="1">
+      <w:start w:val="1"/>
+      <w:numFmt w:val="bullet"/>
+      <w:lvlText w:val="o"/>
+      <w:lvlJc w:val="left"/>
+      <w:pPr>
+        <w:tabs>
+          <w:tab w:val="num" w:pos="1440"/>
+        </w:tabs>
+        <w:ind w:left="1440" w:hanging="360"/>
+      </w:pPr>
+      <w:rPr>
+        <w:rFonts w:ascii="Courier New" w:hAnsi="Courier New" w:hint="default"/>
+        <w:sz w:val="20"/>
+      </w:rPr>
+    </w:lvl>
+    <w:lvl w:ilvl="2" w:tentative="1">
+      <w:start w:val="1"/>
+      <w:numFmt w:val="bullet"/>
+      <w:lvlText w:val=""/>
+      <w:lvlJc w:val="left"/>
+      <w:pPr>
+        <w:tabs>
+          <w:tab w:val="num" w:pos="2160"/>
+        </w:tabs>
+        <w:ind w:left="2160" w:hanging="360"/>
+      </w:pPr>
+      <w:rPr>
+        <w:rFonts w:ascii="Wingdings" w:hAnsi="Wingdings" w:hint="default"/>
+        <w:sz w:val="20"/>
+      </w:rPr>
+    </w:lvl>
+    <w:lvl w:ilvl="3" w:tentative="1">
+      <w:start w:val="1"/>
+      <w:numFmt w:val="bullet"/>
+      <w:lvlText w:val=""/>
+      <w:lvlJc w:val="left"/>
+      <w:pPr>
+        <w:tabs>
+          <w:tab w:val="num" w:pos="2880"/>
+        </w:tabs>
+        <w:ind w:left="2880" w:hanging="360"/>
+      </w:pPr>
+      <w:rPr>
+        <w:rFonts w:ascii="Wingdings" w:hAnsi="Wingdings" w:hint="default"/>
+        <w:sz w:val="20"/>
+      </w:rPr>
+    </w:lvl>
+    <w:lvl w:ilvl="4" w:tentative="1">
+      <w:start w:val="1"/>
+      <w:numFmt w:val="bullet"/>
+      <w:lvlText w:val=""/>
+      <w:lvlJc w:val="left"/>
+      <w:pPr>
+        <w:tabs>
+          <w:tab w:val="num" w:pos="3600"/>
+        </w:tabs>
+        <w:ind w:left="3600" w:hanging="360"/>
+      </w:pPr>
+      <w:rPr>
+        <w:rFonts w:ascii="Wingdings" w:hAnsi="Wingdings" w:hint="default"/>
+        <w:sz w:val="20"/>
+      </w:rPr>
+    </w:lvl>
+    <w:lvl w:ilvl="5" w:tentative="1">
+      <w:start w:val="1"/>
+      <w:numFmt w:val="bullet"/>
+      <w:lvlText w:val=""/>
+      <w:lvlJc w:val="left"/>
+      <w:pPr>
+        <w:tabs>
+          <w:tab w:val="num" w:pos="4320"/>
+        </w:tabs>
+        <w:ind w:left="4320" w:hanging="360"/>
+      </w:pPr>
+      <w:rPr>
+        <w:rFonts w:ascii="Wingdings" w:hAnsi="Wingdings" w:hint="default"/>
+        <w:sz w:val="20"/>
+      </w:rPr>
+    </w:lvl>
+    <w:lvl w:ilvl="6" w:tentative="1">
+      <w:start w:val="1"/>
+      <w:numFmt w:val="bullet"/>
+      <w:lvlText w:val=""/>
+      <w:lvlJc w:val="left"/>
+      <w:pPr>
+        <w:tabs>
+          <w:tab w:val="num" w:pos="5040"/>
+        </w:tabs>
+        <w:ind w:left="5040" w:hanging="360"/>
+      </w:pPr>
+      <w:rPr>
+        <w:rFonts w:ascii="Wingdings" w:hAnsi="Wingdings" w:hint="default"/>
+        <w:sz w:val="20"/>
+      </w:rPr>
+    </w:lvl>
+    <w:lvl w:ilvl="7" w:tentative="1">
+      <w:start w:val="1"/>
+      <w:numFmt w:val="bullet"/>
+      <w:lvlText w:val=""/>
+      <w:lvlJc w:val="left"/>
+      <w:pPr>
+        <w:tabs>
+          <w:tab w:val="num" w:pos="5760"/>
+        </w:tabs>
+        <w:ind w:left="5760" w:hanging="360"/>
+      </w:pPr>
+      <w:rPr>
+        <w:rFonts w:ascii="Wingdings" w:hAnsi="Wingdings" w:hint="default"/>
+        <w:sz w:val="20"/>
+      </w:rPr>
+    </w:lvl>
+    <w:lvl w:ilvl="8" w:tentative="1">
+      <w:start w:val="1"/>
+      <w:numFmt w:val="bullet"/>
+      <w:lvlText w:val=""/>
+      <w:lvlJc w:val="left"/>
+      <w:pPr>
+        <w:tabs>
+          <w:tab w:val="num" w:pos="6480"/>
+        </w:tabs>
+        <w:ind w:left="6480" w:hanging="360"/>
+      </w:pPr>
+      <w:rPr>
+        <w:rFonts w:ascii="Wingdings" w:hAnsi="Wingdings" w:hint="default"/>
+        <w:sz w:val="20"/>
+      </w:rPr>
+    </w:lvl>
+  </w:abstractNum>
+  <w:abstractNum w:abstractNumId="8" w15:restartNumberingAfterBreak="0">
     <w:nsid w:val="2374520E"/>
     <w:multiLevelType w:val="multilevel"/>
     <w:tmpl w:val="425C10B2"/>
@@ -2342,7 +4056,156 @@
       </w:rPr>
     </w:lvl>
   </w:abstractNum>
-  <w:abstractNum w:abstractNumId="7" w15:restartNumberingAfterBreak="0">
+  <w:abstractNum w:abstractNumId="9" w15:restartNumberingAfterBreak="0">
+    <w:nsid w:val="25264E79"/>
+    <w:multiLevelType w:val="multilevel"/>
+    <w:tmpl w:val="5792CE10"/>
+    <w:lvl w:ilvl="0">
+      <w:start w:val="1"/>
+      <w:numFmt w:val="bullet"/>
+      <w:lvlText w:val=""/>
+      <w:lvlJc w:val="left"/>
+      <w:pPr>
+        <w:tabs>
+          <w:tab w:val="num" w:pos="720"/>
+        </w:tabs>
+        <w:ind w:left="720" w:hanging="360"/>
+      </w:pPr>
+      <w:rPr>
+        <w:rFonts w:ascii="Symbol" w:hAnsi="Symbol" w:hint="default"/>
+        <w:sz w:val="20"/>
+      </w:rPr>
+    </w:lvl>
+    <w:lvl w:ilvl="1">
+      <w:start w:val="1"/>
+      <w:numFmt w:val="bullet"/>
+      <w:lvlText w:val="o"/>
+      <w:lvlJc w:val="left"/>
+      <w:pPr>
+        <w:tabs>
+          <w:tab w:val="num" w:pos="1440"/>
+        </w:tabs>
+        <w:ind w:left="1440" w:hanging="360"/>
+      </w:pPr>
+      <w:rPr>
+        <w:rFonts w:ascii="Courier New" w:hAnsi="Courier New" w:hint="default"/>
+        <w:sz w:val="20"/>
+      </w:rPr>
+    </w:lvl>
+    <w:lvl w:ilvl="2" w:tentative="1">
+      <w:start w:val="1"/>
+      <w:numFmt w:val="bullet"/>
+      <w:lvlText w:val=""/>
+      <w:lvlJc w:val="left"/>
+      <w:pPr>
+        <w:tabs>
+          <w:tab w:val="num" w:pos="2160"/>
+        </w:tabs>
+        <w:ind w:left="2160" w:hanging="360"/>
+      </w:pPr>
+      <w:rPr>
+        <w:rFonts w:ascii="Wingdings" w:hAnsi="Wingdings" w:hint="default"/>
+        <w:sz w:val="20"/>
+      </w:rPr>
+    </w:lvl>
+    <w:lvl w:ilvl="3" w:tentative="1">
+      <w:start w:val="1"/>
+      <w:numFmt w:val="bullet"/>
+      <w:lvlText w:val=""/>
+      <w:lvlJc w:val="left"/>
+      <w:pPr>
+        <w:tabs>
+          <w:tab w:val="num" w:pos="2880"/>
+        </w:tabs>
+        <w:ind w:left="2880" w:hanging="360"/>
+      </w:pPr>
+      <w:rPr>
+        <w:rFonts w:ascii="Wingdings" w:hAnsi="Wingdings" w:hint="default"/>
+        <w:sz w:val="20"/>
+      </w:rPr>
+    </w:lvl>
+    <w:lvl w:ilvl="4" w:tentative="1">
+      <w:start w:val="1"/>
+      <w:numFmt w:val="bullet"/>
+      <w:lvlText w:val=""/>
+      <w:lvlJc w:val="left"/>
+      <w:pPr>
+        <w:tabs>
+          <w:tab w:val="num" w:pos="3600"/>
+        </w:tabs>
+        <w:ind w:left="3600" w:hanging="360"/>
+      </w:pPr>
+      <w:rPr>
+        <w:rFonts w:ascii="Wingdings" w:hAnsi="Wingdings" w:hint="default"/>
+        <w:sz w:val="20"/>
+      </w:rPr>
+    </w:lvl>
+    <w:lvl w:ilvl="5" w:tentative="1">
+      <w:start w:val="1"/>
+      <w:numFmt w:val="bullet"/>
+      <w:lvlText w:val=""/>
+      <w:lvlJc w:val="left"/>
+      <w:pPr>
+        <w:tabs>
+          <w:tab w:val="num" w:pos="4320"/>
+        </w:tabs>
+        <w:ind w:left="4320" w:hanging="360"/>
+      </w:pPr>
+      <w:rPr>
+        <w:rFonts w:ascii="Wingdings" w:hAnsi="Wingdings" w:hint="default"/>
+        <w:sz w:val="20"/>
+      </w:rPr>
+    </w:lvl>
+    <w:lvl w:ilvl="6" w:tentative="1">
+      <w:start w:val="1"/>
+      <w:numFmt w:val="bullet"/>
+      <w:lvlText w:val=""/>
+      <w:lvlJc w:val="left"/>
+      <w:pPr>
+        <w:tabs>
+          <w:tab w:val="num" w:pos="5040"/>
+        </w:tabs>
+        <w:ind w:left="5040" w:hanging="360"/>
+      </w:pPr>
+      <w:rPr>
+        <w:rFonts w:ascii="Wingdings" w:hAnsi="Wingdings" w:hint="default"/>
+        <w:sz w:val="20"/>
+      </w:rPr>
+    </w:lvl>
+    <w:lvl w:ilvl="7" w:tentative="1">
+      <w:start w:val="1"/>
+      <w:numFmt w:val="bullet"/>
+      <w:lvlText w:val=""/>
+      <w:lvlJc w:val="left"/>
+      <w:pPr>
+        <w:tabs>
+          <w:tab w:val="num" w:pos="5760"/>
+        </w:tabs>
+        <w:ind w:left="5760" w:hanging="360"/>
+      </w:pPr>
+      <w:rPr>
+        <w:rFonts w:ascii="Wingdings" w:hAnsi="Wingdings" w:hint="default"/>
+        <w:sz w:val="20"/>
+      </w:rPr>
+    </w:lvl>
+    <w:lvl w:ilvl="8" w:tentative="1">
+      <w:start w:val="1"/>
+      <w:numFmt w:val="bullet"/>
+      <w:lvlText w:val=""/>
+      <w:lvlJc w:val="left"/>
+      <w:pPr>
+        <w:tabs>
+          <w:tab w:val="num" w:pos="6480"/>
+        </w:tabs>
+        <w:ind w:left="6480" w:hanging="360"/>
+      </w:pPr>
+      <w:rPr>
+        <w:rFonts w:ascii="Wingdings" w:hAnsi="Wingdings" w:hint="default"/>
+        <w:sz w:val="20"/>
+      </w:rPr>
+    </w:lvl>
+  </w:abstractNum>
+  <w:abstractNum w:abstractNumId="10" w15:restartNumberingAfterBreak="0">
     <w:nsid w:val="255320F1"/>
     <w:multiLevelType w:val="multilevel"/>
     <w:tmpl w:val="CA9A069C"/>
@@ -2491,7 +4354,7 @@
       </w:rPr>
     </w:lvl>
   </w:abstractNum>
-  <w:abstractNum w:abstractNumId="8" w15:restartNumberingAfterBreak="0">
+  <w:abstractNum w:abstractNumId="11" w15:restartNumberingAfterBreak="0">
     <w:nsid w:val="26594C06"/>
     <w:multiLevelType w:val="multilevel"/>
     <w:tmpl w:val="91EC89AC"/>
@@ -2640,7 +4503,156 @@
       </w:rPr>
     </w:lvl>
   </w:abstractNum>
-  <w:abstractNum w:abstractNumId="9" w15:restartNumberingAfterBreak="0">
+  <w:abstractNum w:abstractNumId="12" w15:restartNumberingAfterBreak="0">
+    <w:nsid w:val="2DC80D3F"/>
+    <w:multiLevelType w:val="multilevel"/>
+    <w:tmpl w:val="C5F4C888"/>
+    <w:lvl w:ilvl="0">
+      <w:start w:val="1"/>
+      <w:numFmt w:val="bullet"/>
+      <w:lvlText w:val=""/>
+      <w:lvlJc w:val="left"/>
+      <w:pPr>
+        <w:tabs>
+          <w:tab w:val="num" w:pos="720"/>
+        </w:tabs>
+        <w:ind w:left="720" w:hanging="360"/>
+      </w:pPr>
+      <w:rPr>
+        <w:rFonts w:ascii="Symbol" w:hAnsi="Symbol" w:hint="default"/>
+        <w:sz w:val="20"/>
+      </w:rPr>
+    </w:lvl>
+    <w:lvl w:ilvl="1">
+      <w:start w:val="1"/>
+      <w:numFmt w:val="bullet"/>
+      <w:lvlText w:val="o"/>
+      <w:lvlJc w:val="left"/>
+      <w:pPr>
+        <w:tabs>
+          <w:tab w:val="num" w:pos="1440"/>
+        </w:tabs>
+        <w:ind w:left="1440" w:hanging="360"/>
+      </w:pPr>
+      <w:rPr>
+        <w:rFonts w:ascii="Courier New" w:hAnsi="Courier New" w:hint="default"/>
+        <w:sz w:val="20"/>
+      </w:rPr>
+    </w:lvl>
+    <w:lvl w:ilvl="2" w:tentative="1">
+      <w:start w:val="1"/>
+      <w:numFmt w:val="bullet"/>
+      <w:lvlText w:val=""/>
+      <w:lvlJc w:val="left"/>
+      <w:pPr>
+        <w:tabs>
+          <w:tab w:val="num" w:pos="2160"/>
+        </w:tabs>
+        <w:ind w:left="2160" w:hanging="360"/>
+      </w:pPr>
+      <w:rPr>
+        <w:rFonts w:ascii="Wingdings" w:hAnsi="Wingdings" w:hint="default"/>
+        <w:sz w:val="20"/>
+      </w:rPr>
+    </w:lvl>
+    <w:lvl w:ilvl="3" w:tentative="1">
+      <w:start w:val="1"/>
+      <w:numFmt w:val="bullet"/>
+      <w:lvlText w:val=""/>
+      <w:lvlJc w:val="left"/>
+      <w:pPr>
+        <w:tabs>
+          <w:tab w:val="num" w:pos="2880"/>
+        </w:tabs>
+        <w:ind w:left="2880" w:hanging="360"/>
+      </w:pPr>
+      <w:rPr>
+        <w:rFonts w:ascii="Wingdings" w:hAnsi="Wingdings" w:hint="default"/>
+        <w:sz w:val="20"/>
+      </w:rPr>
+    </w:lvl>
+    <w:lvl w:ilvl="4" w:tentative="1">
+      <w:start w:val="1"/>
+      <w:numFmt w:val="bullet"/>
+      <w:lvlText w:val=""/>
+      <w:lvlJc w:val="left"/>
+      <w:pPr>
+        <w:tabs>
+          <w:tab w:val="num" w:pos="3600"/>
+        </w:tabs>
+        <w:ind w:left="3600" w:hanging="360"/>
+      </w:pPr>
+      <w:rPr>
+        <w:rFonts w:ascii="Wingdings" w:hAnsi="Wingdings" w:hint="default"/>
+        <w:sz w:val="20"/>
+      </w:rPr>
+    </w:lvl>
+    <w:lvl w:ilvl="5" w:tentative="1">
+      <w:start w:val="1"/>
+      <w:numFmt w:val="bullet"/>
+      <w:lvlText w:val=""/>
+      <w:lvlJc w:val="left"/>
+      <w:pPr>
+        <w:tabs>
+          <w:tab w:val="num" w:pos="4320"/>
+        </w:tabs>
+        <w:ind w:left="4320" w:hanging="360"/>
+      </w:pPr>
+      <w:rPr>
+        <w:rFonts w:ascii="Wingdings" w:hAnsi="Wingdings" w:hint="default"/>
+        <w:sz w:val="20"/>
+      </w:rPr>
+    </w:lvl>
+    <w:lvl w:ilvl="6" w:tentative="1">
+      <w:start w:val="1"/>
+      <w:numFmt w:val="bullet"/>
+      <w:lvlText w:val=""/>
+      <w:lvlJc w:val="left"/>
+      <w:pPr>
+        <w:tabs>
+          <w:tab w:val="num" w:pos="5040"/>
+        </w:tabs>
+        <w:ind w:left="5040" w:hanging="360"/>
+      </w:pPr>
+      <w:rPr>
+        <w:rFonts w:ascii="Wingdings" w:hAnsi="Wingdings" w:hint="default"/>
+        <w:sz w:val="20"/>
+      </w:rPr>
+    </w:lvl>
+    <w:lvl w:ilvl="7" w:tentative="1">
+      <w:start w:val="1"/>
+      <w:numFmt w:val="bullet"/>
+      <w:lvlText w:val=""/>
+      <w:lvlJc w:val="left"/>
+      <w:pPr>
+        <w:tabs>
+          <w:tab w:val="num" w:pos="5760"/>
+        </w:tabs>
+        <w:ind w:left="5760" w:hanging="360"/>
+      </w:pPr>
+      <w:rPr>
+        <w:rFonts w:ascii="Wingdings" w:hAnsi="Wingdings" w:hint="default"/>
+        <w:sz w:val="20"/>
+      </w:rPr>
+    </w:lvl>
+    <w:lvl w:ilvl="8" w:tentative="1">
+      <w:start w:val="1"/>
+      <w:numFmt w:val="bullet"/>
+      <w:lvlText w:val=""/>
+      <w:lvlJc w:val="left"/>
+      <w:pPr>
+        <w:tabs>
+          <w:tab w:val="num" w:pos="6480"/>
+        </w:tabs>
+        <w:ind w:left="6480" w:hanging="360"/>
+      </w:pPr>
+      <w:rPr>
+        <w:rFonts w:ascii="Wingdings" w:hAnsi="Wingdings" w:hint="default"/>
+        <w:sz w:val="20"/>
+      </w:rPr>
+    </w:lvl>
+  </w:abstractNum>
+  <w:abstractNum w:abstractNumId="13" w15:restartNumberingAfterBreak="0">
     <w:nsid w:val="2F5A5F24"/>
     <w:multiLevelType w:val="multilevel"/>
     <w:tmpl w:val="61CA0764"/>
@@ -2789,7 +4801,7 @@
       </w:rPr>
     </w:lvl>
   </w:abstractNum>
-  <w:abstractNum w:abstractNumId="10" w15:restartNumberingAfterBreak="0">
+  <w:abstractNum w:abstractNumId="14" w15:restartNumberingAfterBreak="0">
     <w:nsid w:val="32CD1BEF"/>
     <w:multiLevelType w:val="multilevel"/>
     <w:tmpl w:val="91ECA8D2"/>
@@ -2938,7 +4950,7 @@
       </w:rPr>
     </w:lvl>
   </w:abstractNum>
-  <w:abstractNum w:abstractNumId="11" w15:restartNumberingAfterBreak="0">
+  <w:abstractNum w:abstractNumId="15" w15:restartNumberingAfterBreak="0">
     <w:nsid w:val="332437F9"/>
     <w:multiLevelType w:val="multilevel"/>
     <w:tmpl w:val="01161668"/>
@@ -3087,7 +5099,7 @@
       </w:rPr>
     </w:lvl>
   </w:abstractNum>
-  <w:abstractNum w:abstractNumId="12" w15:restartNumberingAfterBreak="0">
+  <w:abstractNum w:abstractNumId="16" w15:restartNumberingAfterBreak="0">
     <w:nsid w:val="38985706"/>
     <w:multiLevelType w:val="multilevel"/>
     <w:tmpl w:val="86D66306"/>
@@ -3236,7 +5248,7 @@
       </w:rPr>
     </w:lvl>
   </w:abstractNum>
-  <w:abstractNum w:abstractNumId="13" w15:restartNumberingAfterBreak="0">
+  <w:abstractNum w:abstractNumId="17" w15:restartNumberingAfterBreak="0">
     <w:nsid w:val="3B740291"/>
     <w:multiLevelType w:val="multilevel"/>
     <w:tmpl w:val="5906AFEC"/>
@@ -3385,7 +5397,7 @@
       </w:rPr>
     </w:lvl>
   </w:abstractNum>
-  <w:abstractNum w:abstractNumId="14" w15:restartNumberingAfterBreak="0">
+  <w:abstractNum w:abstractNumId="18" w15:restartNumberingAfterBreak="0">
     <w:nsid w:val="400F352D"/>
     <w:multiLevelType w:val="multilevel"/>
     <w:tmpl w:val="6D5CC04A"/>
@@ -3534,7 +5546,7 @@
       </w:rPr>
     </w:lvl>
   </w:abstractNum>
-  <w:abstractNum w:abstractNumId="15" w15:restartNumberingAfterBreak="0">
+  <w:abstractNum w:abstractNumId="19" w15:restartNumberingAfterBreak="0">
     <w:nsid w:val="4078019A"/>
     <w:multiLevelType w:val="multilevel"/>
     <w:tmpl w:val="61BA90B4"/>
@@ -3683,7 +5695,7 @@
       </w:rPr>
     </w:lvl>
   </w:abstractNum>
-  <w:abstractNum w:abstractNumId="16" w15:restartNumberingAfterBreak="0">
+  <w:abstractNum w:abstractNumId="20" w15:restartNumberingAfterBreak="0">
     <w:nsid w:val="479A1190"/>
     <w:multiLevelType w:val="multilevel"/>
     <w:tmpl w:val="CEBEE03E"/>
@@ -3832,7 +5844,7 @@
       </w:rPr>
     </w:lvl>
   </w:abstractNum>
-  <w:abstractNum w:abstractNumId="17" w15:restartNumberingAfterBreak="0">
+  <w:abstractNum w:abstractNumId="21" w15:restartNumberingAfterBreak="0">
     <w:nsid w:val="524D2023"/>
     <w:multiLevelType w:val="multilevel"/>
     <w:tmpl w:val="404CFBFC"/>
@@ -3981,7 +5993,7 @@
       </w:rPr>
     </w:lvl>
   </w:abstractNum>
-  <w:abstractNum w:abstractNumId="18" w15:restartNumberingAfterBreak="0">
+  <w:abstractNum w:abstractNumId="22" w15:restartNumberingAfterBreak="0">
     <w:nsid w:val="544F2060"/>
     <w:multiLevelType w:val="multilevel"/>
     <w:tmpl w:val="99C0EC1C"/>
@@ -4130,7 +6142,7 @@
       </w:rPr>
     </w:lvl>
   </w:abstractNum>
-  <w:abstractNum w:abstractNumId="19" w15:restartNumberingAfterBreak="0">
+  <w:abstractNum w:abstractNumId="23" w15:restartNumberingAfterBreak="0">
     <w:nsid w:val="575B00F6"/>
     <w:multiLevelType w:val="multilevel"/>
     <w:tmpl w:val="33BAE016"/>
@@ -4279,7 +6291,305 @@
       </w:rPr>
     </w:lvl>
   </w:abstractNum>
-  <w:abstractNum w:abstractNumId="20" w15:restartNumberingAfterBreak="0">
+  <w:abstractNum w:abstractNumId="24" w15:restartNumberingAfterBreak="0">
+    <w:nsid w:val="5A610C10"/>
+    <w:multiLevelType w:val="multilevel"/>
+    <w:tmpl w:val="C944B594"/>
+    <w:lvl w:ilvl="0">
+      <w:start w:val="1"/>
+      <w:numFmt w:val="bullet"/>
+      <w:lvlText w:val=""/>
+      <w:lvlJc w:val="left"/>
+      <w:pPr>
+        <w:tabs>
+          <w:tab w:val="num" w:pos="720"/>
+        </w:tabs>
+        <w:ind w:left="720" w:hanging="360"/>
+      </w:pPr>
+      <w:rPr>
+        <w:rFonts w:ascii="Symbol" w:hAnsi="Symbol" w:hint="default"/>
+        <w:sz w:val="20"/>
+      </w:rPr>
+    </w:lvl>
+    <w:lvl w:ilvl="1" w:tentative="1">
+      <w:start w:val="1"/>
+      <w:numFmt w:val="bullet"/>
+      <w:lvlText w:val="o"/>
+      <w:lvlJc w:val="left"/>
+      <w:pPr>
+        <w:tabs>
+          <w:tab w:val="num" w:pos="1440"/>
+        </w:tabs>
+        <w:ind w:left="1440" w:hanging="360"/>
+      </w:pPr>
+      <w:rPr>
+        <w:rFonts w:ascii="Courier New" w:hAnsi="Courier New" w:hint="default"/>
+        <w:sz w:val="20"/>
+      </w:rPr>
+    </w:lvl>
+    <w:lvl w:ilvl="2" w:tentative="1">
+      <w:start w:val="1"/>
+      <w:numFmt w:val="bullet"/>
+      <w:lvlText w:val=""/>
+      <w:lvlJc w:val="left"/>
+      <w:pPr>
+        <w:tabs>
+          <w:tab w:val="num" w:pos="2160"/>
+        </w:tabs>
+        <w:ind w:left="2160" w:hanging="360"/>
+      </w:pPr>
+      <w:rPr>
+        <w:rFonts w:ascii="Wingdings" w:hAnsi="Wingdings" w:hint="default"/>
+        <w:sz w:val="20"/>
+      </w:rPr>
+    </w:lvl>
+    <w:lvl w:ilvl="3" w:tentative="1">
+      <w:start w:val="1"/>
+      <w:numFmt w:val="bullet"/>
+      <w:lvlText w:val=""/>
+      <w:lvlJc w:val="left"/>
+      <w:pPr>
+        <w:tabs>
+          <w:tab w:val="num" w:pos="2880"/>
+        </w:tabs>
+        <w:ind w:left="2880" w:hanging="360"/>
+      </w:pPr>
+      <w:rPr>
+        <w:rFonts w:ascii="Wingdings" w:hAnsi="Wingdings" w:hint="default"/>
+        <w:sz w:val="20"/>
+      </w:rPr>
+    </w:lvl>
+    <w:lvl w:ilvl="4" w:tentative="1">
+      <w:start w:val="1"/>
+      <w:numFmt w:val="bullet"/>
+      <w:lvlText w:val=""/>
+      <w:lvlJc w:val="left"/>
+      <w:pPr>
+        <w:tabs>
+          <w:tab w:val="num" w:pos="3600"/>
+        </w:tabs>
+        <w:ind w:left="3600" w:hanging="360"/>
+      </w:pPr>
+      <w:rPr>
+        <w:rFonts w:ascii="Wingdings" w:hAnsi="Wingdings" w:hint="default"/>
+        <w:sz w:val="20"/>
+      </w:rPr>
+    </w:lvl>
+    <w:lvl w:ilvl="5" w:tentative="1">
+      <w:start w:val="1"/>
+      <w:numFmt w:val="bullet"/>
+      <w:lvlText w:val=""/>
+      <w:lvlJc w:val="left"/>
+      <w:pPr>
+        <w:tabs>
+          <w:tab w:val="num" w:pos="4320"/>
+        </w:tabs>
+        <w:ind w:left="4320" w:hanging="360"/>
+      </w:pPr>
+      <w:rPr>
+        <w:rFonts w:ascii="Wingdings" w:hAnsi="Wingdings" w:hint="default"/>
+        <w:sz w:val="20"/>
+      </w:rPr>
+    </w:lvl>
+    <w:lvl w:ilvl="6" w:tentative="1">
+      <w:start w:val="1"/>
+      <w:numFmt w:val="bullet"/>
+      <w:lvlText w:val=""/>
+      <w:lvlJc w:val="left"/>
+      <w:pPr>
+        <w:tabs>
+          <w:tab w:val="num" w:pos="5040"/>
+        </w:tabs>
+        <w:ind w:left="5040" w:hanging="360"/>
+      </w:pPr>
+      <w:rPr>
+        <w:rFonts w:ascii="Wingdings" w:hAnsi="Wingdings" w:hint="default"/>
+        <w:sz w:val="20"/>
+      </w:rPr>
+    </w:lvl>
+    <w:lvl w:ilvl="7" w:tentative="1">
+      <w:start w:val="1"/>
+      <w:numFmt w:val="bullet"/>
+      <w:lvlText w:val=""/>
+      <w:lvlJc w:val="left"/>
+      <w:pPr>
+        <w:tabs>
+          <w:tab w:val="num" w:pos="5760"/>
+        </w:tabs>
+        <w:ind w:left="5760" w:hanging="360"/>
+      </w:pPr>
+      <w:rPr>
+        <w:rFonts w:ascii="Wingdings" w:hAnsi="Wingdings" w:hint="default"/>
+        <w:sz w:val="20"/>
+      </w:rPr>
+    </w:lvl>
+    <w:lvl w:ilvl="8" w:tentative="1">
+      <w:start w:val="1"/>
+      <w:numFmt w:val="bullet"/>
+      <w:lvlText w:val=""/>
+      <w:lvlJc w:val="left"/>
+      <w:pPr>
+        <w:tabs>
+          <w:tab w:val="num" w:pos="6480"/>
+        </w:tabs>
+        <w:ind w:left="6480" w:hanging="360"/>
+      </w:pPr>
+      <w:rPr>
+        <w:rFonts w:ascii="Wingdings" w:hAnsi="Wingdings" w:hint="default"/>
+        <w:sz w:val="20"/>
+      </w:rPr>
+    </w:lvl>
+  </w:abstractNum>
+  <w:abstractNum w:abstractNumId="25" w15:restartNumberingAfterBreak="0">
+    <w:nsid w:val="5B1332E2"/>
+    <w:multiLevelType w:val="multilevel"/>
+    <w:tmpl w:val="759A0B34"/>
+    <w:lvl w:ilvl="0">
+      <w:start w:val="1"/>
+      <w:numFmt w:val="bullet"/>
+      <w:lvlText w:val=""/>
+      <w:lvlJc w:val="left"/>
+      <w:pPr>
+        <w:tabs>
+          <w:tab w:val="num" w:pos="720"/>
+        </w:tabs>
+        <w:ind w:left="720" w:hanging="360"/>
+      </w:pPr>
+      <w:rPr>
+        <w:rFonts w:ascii="Symbol" w:hAnsi="Symbol" w:hint="default"/>
+        <w:sz w:val="20"/>
+      </w:rPr>
+    </w:lvl>
+    <w:lvl w:ilvl="1" w:tentative="1">
+      <w:start w:val="1"/>
+      <w:numFmt w:val="bullet"/>
+      <w:lvlText w:val="o"/>
+      <w:lvlJc w:val="left"/>
+      <w:pPr>
+        <w:tabs>
+          <w:tab w:val="num" w:pos="1440"/>
+        </w:tabs>
+        <w:ind w:left="1440" w:hanging="360"/>
+      </w:pPr>
+      <w:rPr>
+        <w:rFonts w:ascii="Courier New" w:hAnsi="Courier New" w:hint="default"/>
+        <w:sz w:val="20"/>
+      </w:rPr>
+    </w:lvl>
+    <w:lvl w:ilvl="2" w:tentative="1">
+      <w:start w:val="1"/>
+      <w:numFmt w:val="bullet"/>
+      <w:lvlText w:val=""/>
+      <w:lvlJc w:val="left"/>
+      <w:pPr>
+        <w:tabs>
+          <w:tab w:val="num" w:pos="2160"/>
+        </w:tabs>
+        <w:ind w:left="2160" w:hanging="360"/>
+      </w:pPr>
+      <w:rPr>
+        <w:rFonts w:ascii="Wingdings" w:hAnsi="Wingdings" w:hint="default"/>
+        <w:sz w:val="20"/>
+      </w:rPr>
+    </w:lvl>
+    <w:lvl w:ilvl="3" w:tentative="1">
+      <w:start w:val="1"/>
+      <w:numFmt w:val="bullet"/>
+      <w:lvlText w:val=""/>
+      <w:lvlJc w:val="left"/>
+      <w:pPr>
+        <w:tabs>
+          <w:tab w:val="num" w:pos="2880"/>
+        </w:tabs>
+        <w:ind w:left="2880" w:hanging="360"/>
+      </w:pPr>
+      <w:rPr>
+        <w:rFonts w:ascii="Wingdings" w:hAnsi="Wingdings" w:hint="default"/>
+        <w:sz w:val="20"/>
+      </w:rPr>
+    </w:lvl>
+    <w:lvl w:ilvl="4" w:tentative="1">
+      <w:start w:val="1"/>
+      <w:numFmt w:val="bullet"/>
+      <w:lvlText w:val=""/>
+      <w:lvlJc w:val="left"/>
+      <w:pPr>
+        <w:tabs>
+          <w:tab w:val="num" w:pos="3600"/>
+        </w:tabs>
+        <w:ind w:left="3600" w:hanging="360"/>
+      </w:pPr>
+      <w:rPr>
+        <w:rFonts w:ascii="Wingdings" w:hAnsi="Wingdings" w:hint="default"/>
+        <w:sz w:val="20"/>
+      </w:rPr>
+    </w:lvl>
+    <w:lvl w:ilvl="5" w:tentative="1">
+      <w:start w:val="1"/>
+      <w:numFmt w:val="bullet"/>
+      <w:lvlText w:val=""/>
+      <w:lvlJc w:val="left"/>
+      <w:pPr>
+        <w:tabs>
+          <w:tab w:val="num" w:pos="4320"/>
+        </w:tabs>
+        <w:ind w:left="4320" w:hanging="360"/>
+      </w:pPr>
+      <w:rPr>
+        <w:rFonts w:ascii="Wingdings" w:hAnsi="Wingdings" w:hint="default"/>
+        <w:sz w:val="20"/>
+      </w:rPr>
+    </w:lvl>
+    <w:lvl w:ilvl="6" w:tentative="1">
+      <w:start w:val="1"/>
+      <w:numFmt w:val="bullet"/>
+      <w:lvlText w:val=""/>
+      <w:lvlJc w:val="left"/>
+      <w:pPr>
+        <w:tabs>
+          <w:tab w:val="num" w:pos="5040"/>
+        </w:tabs>
+        <w:ind w:left="5040" w:hanging="360"/>
+      </w:pPr>
+      <w:rPr>
+        <w:rFonts w:ascii="Wingdings" w:hAnsi="Wingdings" w:hint="default"/>
+        <w:sz w:val="20"/>
+      </w:rPr>
+    </w:lvl>
+    <w:lvl w:ilvl="7" w:tentative="1">
+      <w:start w:val="1"/>
+      <w:numFmt w:val="bullet"/>
+      <w:lvlText w:val=""/>
+      <w:lvlJc w:val="left"/>
+      <w:pPr>
+        <w:tabs>
+          <w:tab w:val="num" w:pos="5760"/>
+        </w:tabs>
+        <w:ind w:left="5760" w:hanging="360"/>
+      </w:pPr>
+      <w:rPr>
+        <w:rFonts w:ascii="Wingdings" w:hAnsi="Wingdings" w:hint="default"/>
+        <w:sz w:val="20"/>
+      </w:rPr>
+    </w:lvl>
+    <w:lvl w:ilvl="8" w:tentative="1">
+      <w:start w:val="1"/>
+      <w:numFmt w:val="bullet"/>
+      <w:lvlText w:val=""/>
+      <w:lvlJc w:val="left"/>
+      <w:pPr>
+        <w:tabs>
+          <w:tab w:val="num" w:pos="6480"/>
+        </w:tabs>
+        <w:ind w:left="6480" w:hanging="360"/>
+      </w:pPr>
+      <w:rPr>
+        <w:rFonts w:ascii="Wingdings" w:hAnsi="Wingdings" w:hint="default"/>
+        <w:sz w:val="20"/>
+      </w:rPr>
+    </w:lvl>
+  </w:abstractNum>
+  <w:abstractNum w:abstractNumId="26" w15:restartNumberingAfterBreak="0">
     <w:nsid w:val="5DD6256D"/>
     <w:multiLevelType w:val="multilevel"/>
     <w:tmpl w:val="ED708B16"/>
@@ -4428,7 +6738,7 @@
       </w:rPr>
     </w:lvl>
   </w:abstractNum>
-  <w:abstractNum w:abstractNumId="21" w15:restartNumberingAfterBreak="0">
+  <w:abstractNum w:abstractNumId="27" w15:restartNumberingAfterBreak="0">
     <w:nsid w:val="64F30941"/>
     <w:multiLevelType w:val="multilevel"/>
     <w:tmpl w:val="892E22F0"/>
@@ -4577,7 +6887,7 @@
       </w:rPr>
     </w:lvl>
   </w:abstractNum>
-  <w:abstractNum w:abstractNumId="22" w15:restartNumberingAfterBreak="0">
+  <w:abstractNum w:abstractNumId="28" w15:restartNumberingAfterBreak="0">
     <w:nsid w:val="655F2FBD"/>
     <w:multiLevelType w:val="multilevel"/>
     <w:tmpl w:val="32F41674"/>
@@ -4726,7 +7036,7 @@
       </w:rPr>
     </w:lvl>
   </w:abstractNum>
-  <w:abstractNum w:abstractNumId="23" w15:restartNumberingAfterBreak="0">
+  <w:abstractNum w:abstractNumId="29" w15:restartNumberingAfterBreak="0">
     <w:nsid w:val="65E4364B"/>
     <w:multiLevelType w:val="multilevel"/>
     <w:tmpl w:val="2070A96C"/>
@@ -4875,7 +7185,7 @@
       </w:rPr>
     </w:lvl>
   </w:abstractNum>
-  <w:abstractNum w:abstractNumId="24" w15:restartNumberingAfterBreak="0">
+  <w:abstractNum w:abstractNumId="30" w15:restartNumberingAfterBreak="0">
     <w:nsid w:val="6FC64005"/>
     <w:multiLevelType w:val="multilevel"/>
     <w:tmpl w:val="9F7CF6FA"/>
@@ -5024,7 +7334,156 @@
       </w:rPr>
     </w:lvl>
   </w:abstractNum>
-  <w:abstractNum w:abstractNumId="25" w15:restartNumberingAfterBreak="0">
+  <w:abstractNum w:abstractNumId="31" w15:restartNumberingAfterBreak="0">
+    <w:nsid w:val="719064F7"/>
+    <w:multiLevelType w:val="multilevel"/>
+    <w:tmpl w:val="5186E308"/>
+    <w:lvl w:ilvl="0">
+      <w:start w:val="1"/>
+      <w:numFmt w:val="bullet"/>
+      <w:lvlText w:val=""/>
+      <w:lvlJc w:val="left"/>
+      <w:pPr>
+        <w:tabs>
+          <w:tab w:val="num" w:pos="720"/>
+        </w:tabs>
+        <w:ind w:left="720" w:hanging="360"/>
+      </w:pPr>
+      <w:rPr>
+        <w:rFonts w:ascii="Symbol" w:hAnsi="Symbol" w:hint="default"/>
+        <w:sz w:val="20"/>
+      </w:rPr>
+    </w:lvl>
+    <w:lvl w:ilvl="1" w:tentative="1">
+      <w:start w:val="1"/>
+      <w:numFmt w:val="bullet"/>
+      <w:lvlText w:val="o"/>
+      <w:lvlJc w:val="left"/>
+      <w:pPr>
+        <w:tabs>
+          <w:tab w:val="num" w:pos="1440"/>
+        </w:tabs>
+        <w:ind w:left="1440" w:hanging="360"/>
+      </w:pPr>
+      <w:rPr>
+        <w:rFonts w:ascii="Courier New" w:hAnsi="Courier New" w:hint="default"/>
+        <w:sz w:val="20"/>
+      </w:rPr>
+    </w:lvl>
+    <w:lvl w:ilvl="2" w:tentative="1">
+      <w:start w:val="1"/>
+      <w:numFmt w:val="bullet"/>
+      <w:lvlText w:val=""/>
+      <w:lvlJc w:val="left"/>
+      <w:pPr>
+        <w:tabs>
+          <w:tab w:val="num" w:pos="2160"/>
+        </w:tabs>
+        <w:ind w:left="2160" w:hanging="360"/>
+      </w:pPr>
+      <w:rPr>
+        <w:rFonts w:ascii="Wingdings" w:hAnsi="Wingdings" w:hint="default"/>
+        <w:sz w:val="20"/>
+      </w:rPr>
+    </w:lvl>
+    <w:lvl w:ilvl="3" w:tentative="1">
+      <w:start w:val="1"/>
+      <w:numFmt w:val="bullet"/>
+      <w:lvlText w:val=""/>
+      <w:lvlJc w:val="left"/>
+      <w:pPr>
+        <w:tabs>
+          <w:tab w:val="num" w:pos="2880"/>
+        </w:tabs>
+        <w:ind w:left="2880" w:hanging="360"/>
+      </w:pPr>
+      <w:rPr>
+        <w:rFonts w:ascii="Wingdings" w:hAnsi="Wingdings" w:hint="default"/>
+        <w:sz w:val="20"/>
+      </w:rPr>
+    </w:lvl>
+    <w:lvl w:ilvl="4" w:tentative="1">
+      <w:start w:val="1"/>
+      <w:numFmt w:val="bullet"/>
+      <w:lvlText w:val=""/>
+      <w:lvlJc w:val="left"/>
+      <w:pPr>
+        <w:tabs>
+          <w:tab w:val="num" w:pos="3600"/>
+        </w:tabs>
+        <w:ind w:left="3600" w:hanging="360"/>
+      </w:pPr>
+      <w:rPr>
+        <w:rFonts w:ascii="Wingdings" w:hAnsi="Wingdings" w:hint="default"/>
+        <w:sz w:val="20"/>
+      </w:rPr>
+    </w:lvl>
+    <w:lvl w:ilvl="5" w:tentative="1">
+      <w:start w:val="1"/>
+      <w:numFmt w:val="bullet"/>
+      <w:lvlText w:val=""/>
+      <w:lvlJc w:val="left"/>
+      <w:pPr>
+        <w:tabs>
+          <w:tab w:val="num" w:pos="4320"/>
+        </w:tabs>
+        <w:ind w:left="4320" w:hanging="360"/>
+      </w:pPr>
+      <w:rPr>
+        <w:rFonts w:ascii="Wingdings" w:hAnsi="Wingdings" w:hint="default"/>
+        <w:sz w:val="20"/>
+      </w:rPr>
+    </w:lvl>
+    <w:lvl w:ilvl="6" w:tentative="1">
+      <w:start w:val="1"/>
+      <w:numFmt w:val="bullet"/>
+      <w:lvlText w:val=""/>
+      <w:lvlJc w:val="left"/>
+      <w:pPr>
+        <w:tabs>
+          <w:tab w:val="num" w:pos="5040"/>
+        </w:tabs>
+        <w:ind w:left="5040" w:hanging="360"/>
+      </w:pPr>
+      <w:rPr>
+        <w:rFonts w:ascii="Wingdings" w:hAnsi="Wingdings" w:hint="default"/>
+        <w:sz w:val="20"/>
+      </w:rPr>
+    </w:lvl>
+    <w:lvl w:ilvl="7" w:tentative="1">
+      <w:start w:val="1"/>
+      <w:numFmt w:val="bullet"/>
+      <w:lvlText w:val=""/>
+      <w:lvlJc w:val="left"/>
+      <w:pPr>
+        <w:tabs>
+          <w:tab w:val="num" w:pos="5760"/>
+        </w:tabs>
+        <w:ind w:left="5760" w:hanging="360"/>
+      </w:pPr>
+      <w:rPr>
+        <w:rFonts w:ascii="Wingdings" w:hAnsi="Wingdings" w:hint="default"/>
+        <w:sz w:val="20"/>
+      </w:rPr>
+    </w:lvl>
+    <w:lvl w:ilvl="8" w:tentative="1">
+      <w:start w:val="1"/>
+      <w:numFmt w:val="bullet"/>
+      <w:lvlText w:val=""/>
+      <w:lvlJc w:val="left"/>
+      <w:pPr>
+        <w:tabs>
+          <w:tab w:val="num" w:pos="6480"/>
+        </w:tabs>
+        <w:ind w:left="6480" w:hanging="360"/>
+      </w:pPr>
+      <w:rPr>
+        <w:rFonts w:ascii="Wingdings" w:hAnsi="Wingdings" w:hint="default"/>
+        <w:sz w:val="20"/>
+      </w:rPr>
+    </w:lvl>
+  </w:abstractNum>
+  <w:abstractNum w:abstractNumId="32" w15:restartNumberingAfterBreak="0">
     <w:nsid w:val="72810EA2"/>
     <w:multiLevelType w:val="multilevel"/>
     <w:tmpl w:val="43DEE9E0"/>
@@ -5173,7 +7632,7 @@
       </w:rPr>
     </w:lvl>
   </w:abstractNum>
-  <w:abstractNum w:abstractNumId="26" w15:restartNumberingAfterBreak="0">
+  <w:abstractNum w:abstractNumId="33" w15:restartNumberingAfterBreak="0">
     <w:nsid w:val="79F75493"/>
     <w:multiLevelType w:val="multilevel"/>
     <w:tmpl w:val="C6E0288A"/>
@@ -5322,7 +7781,7 @@
       </w:rPr>
     </w:lvl>
   </w:abstractNum>
-  <w:abstractNum w:abstractNumId="27" w15:restartNumberingAfterBreak="0">
+  <w:abstractNum w:abstractNumId="34" w15:restartNumberingAfterBreak="0">
     <w:nsid w:val="7D993111"/>
     <w:multiLevelType w:val="multilevel"/>
     <w:tmpl w:val="10DC4BFA"/>
@@ -5472,88 +7931,109 @@
     </w:lvl>
   </w:abstractNum>
   <w:num w:numId="1">
-    <w:abstractNumId w:val="23"/>
+    <w:abstractNumId w:val="29"/>
   </w:num>
   <w:num w:numId="2">
     <w:abstractNumId w:val="1"/>
   </w:num>
   <w:num w:numId="3">
-    <w:abstractNumId w:val="17"/>
+    <w:abstractNumId w:val="21"/>
   </w:num>
   <w:num w:numId="4">
-    <w:abstractNumId w:val="16"/>
+    <w:abstractNumId w:val="20"/>
   </w:num>
   <w:num w:numId="5">
-    <w:abstractNumId w:val="6"/>
+    <w:abstractNumId w:val="8"/>
   </w:num>
   <w:num w:numId="6">
-    <w:abstractNumId w:val="22"/>
+    <w:abstractNumId w:val="28"/>
   </w:num>
   <w:num w:numId="7">
-    <w:abstractNumId w:val="11"/>
+    <w:abstractNumId w:val="15"/>
   </w:num>
   <w:num w:numId="8">
     <w:abstractNumId w:val="2"/>
   </w:num>
   <w:num w:numId="9">
-    <w:abstractNumId w:val="19"/>
+    <w:abstractNumId w:val="23"/>
   </w:num>
   <w:num w:numId="10">
-    <w:abstractNumId w:val="9"/>
+    <w:abstractNumId w:val="13"/>
   </w:num>
   <w:num w:numId="11">
     <w:abstractNumId w:val="0"/>
   </w:num>
   <w:num w:numId="12">
-    <w:abstractNumId w:val="24"/>
+    <w:abstractNumId w:val="30"/>
   </w:num>
   <w:num w:numId="13">
-    <w:abstractNumId w:val="10"/>
+    <w:abstractNumId w:val="14"/>
   </w:num>
   <w:num w:numId="14">
     <w:abstractNumId w:val="3"/>
   </w:num>
   <w:num w:numId="15">
-    <w:abstractNumId w:val="21"/>
+    <w:abstractNumId w:val="27"/>
   </w:num>
   <w:num w:numId="16">
+    <w:abstractNumId w:val="22"/>
+  </w:num>
+  <w:num w:numId="17">
     <w:abstractNumId w:val="18"/>
   </w:num>
-  <w:num w:numId="17">
-    <w:abstractNumId w:val="14"/>
-  </w:num>
   <w:num w:numId="18">
-    <w:abstractNumId w:val="25"/>
+    <w:abstractNumId w:val="32"/>
   </w:num>
   <w:num w:numId="19">
-    <w:abstractNumId w:val="27"/>
+    <w:abstractNumId w:val="34"/>
   </w:num>
   <w:num w:numId="20">
-    <w:abstractNumId w:val="8"/>
+    <w:abstractNumId w:val="11"/>
   </w:num>
   <w:num w:numId="21">
     <w:abstractNumId w:val="4"/>
   </w:num>
   <w:num w:numId="22">
-    <w:abstractNumId w:val="15"/>
+    <w:abstractNumId w:val="19"/>
   </w:num>
   <w:num w:numId="23">
-    <w:abstractNumId w:val="13"/>
+    <w:abstractNumId w:val="17"/>
   </w:num>
   <w:num w:numId="24">
+    <w:abstractNumId w:val="16"/>
+  </w:num>
+  <w:num w:numId="25">
+    <w:abstractNumId w:val="10"/>
+  </w:num>
+  <w:num w:numId="26">
+    <w:abstractNumId w:val="33"/>
+  </w:num>
+  <w:num w:numId="27">
+    <w:abstractNumId w:val="26"/>
+  </w:num>
+  <w:num w:numId="28">
+    <w:abstractNumId w:val="6"/>
+  </w:num>
+  <w:num w:numId="29">
+    <w:abstractNumId w:val="5"/>
+  </w:num>
+  <w:num w:numId="30">
+    <w:abstractNumId w:val="7"/>
+  </w:num>
+  <w:num w:numId="31">
+    <w:abstractNumId w:val="31"/>
+  </w:num>
+  <w:num w:numId="32">
     <w:abstractNumId w:val="12"/>
   </w:num>
-  <w:num w:numId="25">
-    <w:abstractNumId w:val="7"/>
+  <w:num w:numId="33">
+    <w:abstractNumId w:val="25"/>
   </w:num>
-  <w:num w:numId="26">
-    <w:abstractNumId w:val="26"/>
+  <w:num w:numId="34">
+    <w:abstractNumId w:val="9"/>
   </w:num>
-  <w:num w:numId="27">
-    <w:abstractNumId w:val="20"/>
-  </w:num>
-  <w:num w:numId="28">
-    <w:abstractNumId w:val="5"/>
+  <w:num w:numId="35">
+    <w:abstractNumId w:val="24"/>
   </w:num>
 </w:numbering>
 </file>
